--- a/map() and flatMap().docx
+++ b/map() and flatMap().docx
@@ -2305,6 +2305,9 @@
     </w:p>
     <w:p>
       <w:r>
+        <w:rPr>
+          <w:highlight w:val="cyan"/>
+        </w:rPr>
         <w:t>[['hello', 'world'], ['python', 'spark']]</w:t>
       </w:r>
     </w:p>
@@ -2457,12 +2460,17 @@
         <w:rPr>
           <w:b/>
           <w:bCs/>
-        </w:rPr>
-      </w:pPr>
-      <w:r>
-        <w:rPr>
-          <w:b/>
-          <w:bCs/>
+          <w:sz w:val="28"/>
+          <w:szCs w:val="28"/>
+        </w:rPr>
+      </w:pPr>
+      <w:r>
+        <w:rPr>
+          <w:b/>
+          <w:bCs/>
+          <w:sz w:val="28"/>
+          <w:szCs w:val="28"/>
+          <w:highlight w:val="magenta"/>
         </w:rPr>
         <w:t>flatMap in PySpark</w:t>
       </w:r>
@@ -2496,6 +2504,9 @@
     </w:p>
     <w:p>
       <w:r>
+        <w:rPr>
+          <w:highlight w:val="cyan"/>
+        </w:rPr>
         <w:t>rdd.flatMap(function)</w:t>
       </w:r>
     </w:p>
@@ -2530,6 +2541,11 @@
       </w:r>
       <w:r>
         <w:br/>
+      </w:r>
+      <w:r>
+        <w:rPr>
+          <w:highlight w:val="cyan"/>
+        </w:rPr>
         <w:t>rdd = sc.parallelize(data)</w:t>
       </w:r>
       <w:r>
@@ -2557,6 +2573,239 @@
         <w:t>['hello', 'world', 'python', 'spark']</w:t>
       </w:r>
     </w:p>
+    <w:p/>
+    <w:p>
+      <w:r>
+        <w:t>-------------------------</w:t>
+      </w:r>
+      <w:r>
+        <w:br/>
+      </w:r>
+      <w:r>
+        <w:t>In PySpark, sc stands for:</w:t>
+      </w:r>
+    </w:p>
+    <w:p>
+      <w:pPr>
+        <w:rPr>
+          <w:b/>
+          <w:bCs/>
+        </w:rPr>
+      </w:pPr>
+      <w:r>
+        <w:rPr>
+          <w:b/>
+          <w:bCs/>
+        </w:rPr>
+        <w:t>SparkContext</w:t>
+      </w:r>
+    </w:p>
+    <w:p>
+      <w:r>
+        <w:t>It is the main entry point to interact with Apache Spark.</w:t>
+      </w:r>
+    </w:p>
+    <w:p>
+      <w:r>
+        <w:t>Using sc, you can:</w:t>
+      </w:r>
+    </w:p>
+    <w:p>
+      <w:pPr>
+        <w:numPr>
+          <w:ilvl w:val="0"/>
+          <w:numId w:val="10"/>
+        </w:numPr>
+      </w:pPr>
+      <w:r>
+        <w:t xml:space="preserve">Create RDDs </w:t>
+      </w:r>
+    </w:p>
+    <w:p>
+      <w:pPr>
+        <w:numPr>
+          <w:ilvl w:val="0"/>
+          <w:numId w:val="10"/>
+        </w:numPr>
+      </w:pPr>
+      <w:r>
+        <w:t xml:space="preserve">Read data </w:t>
+      </w:r>
+    </w:p>
+    <w:p>
+      <w:pPr>
+        <w:numPr>
+          <w:ilvl w:val="0"/>
+          <w:numId w:val="10"/>
+        </w:numPr>
+      </w:pPr>
+      <w:r>
+        <w:t xml:space="preserve">Distribute data across cluster </w:t>
+      </w:r>
+    </w:p>
+    <w:p>
+      <w:pPr>
+        <w:numPr>
+          <w:ilvl w:val="0"/>
+          <w:numId w:val="10"/>
+        </w:numPr>
+      </w:pPr>
+      <w:r>
+        <w:t xml:space="preserve">Perform parallel processing </w:t>
+      </w:r>
+    </w:p>
+    <w:p>
+      <w:r>
+        <w:pict w14:anchorId="1E3D7C07">
+          <v:rect id="_x0000_i1373" style="width:0;height:1.5pt" o:hralign="center" o:hrstd="t" o:hr="t" fillcolor="#a0a0a0" stroked="f"/>
+        </w:pict>
+      </w:r>
+    </w:p>
+    <w:p>
+      <w:pPr>
+        <w:rPr>
+          <w:b/>
+          <w:bCs/>
+        </w:rPr>
+      </w:pPr>
+      <w:r>
+        <w:rPr>
+          <w:b/>
+          <w:bCs/>
+        </w:rPr>
+        <w:t>Example</w:t>
+      </w:r>
+    </w:p>
+    <w:p>
+      <w:r>
+        <w:lastRenderedPageBreak/>
+        <w:t>rdd = sc.parallelize([1, 2, 3, 4])</w:t>
+      </w:r>
+    </w:p>
+    <w:p>
+      <w:r>
+        <w:t>Here:</w:t>
+      </w:r>
+    </w:p>
+    <w:p>
+      <w:pPr>
+        <w:numPr>
+          <w:ilvl w:val="0"/>
+          <w:numId w:val="11"/>
+        </w:numPr>
+      </w:pPr>
+      <w:r>
+        <w:t xml:space="preserve">sc → SparkContext </w:t>
+      </w:r>
+    </w:p>
+    <w:p>
+      <w:pPr>
+        <w:numPr>
+          <w:ilvl w:val="0"/>
+          <w:numId w:val="11"/>
+        </w:numPr>
+      </w:pPr>
+      <w:r>
+        <w:t xml:space="preserve">parallelize() → converts normal Python collection into RDD </w:t>
+      </w:r>
+    </w:p>
+    <w:p>
+      <w:r>
+        <w:pict w14:anchorId="37CBE917">
+          <v:rect id="_x0000_i1374" style="width:0;height:1.5pt" o:hralign="center" o:hrstd="t" o:hr="t" fillcolor="#a0a0a0" stroked="f"/>
+        </w:pict>
+      </w:r>
+    </w:p>
+    <w:p>
+      <w:pPr>
+        <w:rPr>
+          <w:b/>
+          <w:bCs/>
+          <w:sz w:val="28"/>
+          <w:szCs w:val="28"/>
+        </w:rPr>
+      </w:pPr>
+      <w:r>
+        <w:rPr>
+          <w:b/>
+          <w:bCs/>
+          <w:sz w:val="28"/>
+          <w:szCs w:val="28"/>
+          <w:highlight w:val="magenta"/>
+        </w:rPr>
+        <w:t>What is RDD?</w:t>
+      </w:r>
+    </w:p>
+    <w:p>
+      <w:r>
+        <w:t>RDD = Resilient Distributed Dataset</w:t>
+      </w:r>
+    </w:p>
+    <w:p>
+      <w:r>
+        <w:t>It is a distributed collection of data processed in parallel.</w:t>
+      </w:r>
+    </w:p>
+    <w:p>
+      <w:pPr>
+        <w:rPr>
+          <w:b/>
+          <w:bCs/>
+        </w:rPr>
+      </w:pPr>
+    </w:p>
+    <w:p>
+      <w:pPr>
+        <w:rPr>
+          <w:b/>
+          <w:bCs/>
+        </w:rPr>
+      </w:pPr>
+      <w:r>
+        <w:rPr>
+          <w:b/>
+          <w:bCs/>
+          <w:highlight w:val="magenta"/>
+        </w:rPr>
+        <w:t>What does parallelize() do in PySpark?</w:t>
+      </w:r>
+    </w:p>
+    <w:p>
+      <w:r>
+        <w:rPr>
+          <w:highlight w:val="cyan"/>
+        </w:rPr>
+        <w:t>parallelize() converts normal Python data into a distributed Spark RDD.</w:t>
+      </w:r>
+    </w:p>
+    <w:p>
+      <w:r>
+        <w:pict w14:anchorId="4CA96829">
+          <v:rect id="_x0000_i1383" style="width:0;height:1.5pt" o:hralign="center" o:hrstd="t" o:hr="t" fillcolor="#a0a0a0" stroked="f"/>
+        </w:pict>
+      </w:r>
+    </w:p>
+    <w:p>
+      <w:pPr>
+        <w:rPr>
+          <w:b/>
+          <w:bCs/>
+        </w:rPr>
+      </w:pPr>
+      <w:r>
+        <w:rPr>
+          <w:b/>
+          <w:bCs/>
+        </w:rPr>
+        <w:t>Syntax</w:t>
+      </w:r>
+    </w:p>
+    <w:p>
+      <w:r>
+        <w:t>sc.parallelize(data)</w:t>
+      </w:r>
+    </w:p>
+    <w:p/>
     <w:p>
       <w:r>
         <w:pict w14:anchorId="1C980305">
@@ -2581,34 +2830,24 @@
     </w:p>
     <w:tbl>
       <w:tblPr>
+        <w:tblStyle w:val="TableGrid"/>
         <w:tblW w:w="0" w:type="auto"/>
-        <w:tblCellSpacing w:w="15" w:type="dxa"/>
-        <w:tblCellMar>
-          <w:top w:w="15" w:type="dxa"/>
-          <w:left w:w="15" w:type="dxa"/>
-          <w:bottom w:w="15" w:type="dxa"/>
-          <w:right w:w="15" w:type="dxa"/>
-        </w:tblCellMar>
         <w:tblLook w:val="04A0" w:firstRow="1" w:lastRow="0" w:firstColumn="1" w:lastColumn="0" w:noHBand="0" w:noVBand="1"/>
       </w:tblPr>
       <w:tblGrid>
-        <w:gridCol w:w="2151"/>
-        <w:gridCol w:w="2729"/>
-        <w:gridCol w:w="1844"/>
+        <w:gridCol w:w="2292"/>
+        <w:gridCol w:w="2885"/>
+        <w:gridCol w:w="1985"/>
       </w:tblGrid>
       <w:tr>
-        <w:trPr>
-          <w:tblHeader/>
-          <w:tblCellSpacing w:w="15" w:type="dxa"/>
-        </w:trPr>
-        <w:tc>
-          <w:tcPr>
-            <w:tcW w:w="0" w:type="auto"/>
-            <w:vAlign w:val="center"/>
+        <w:tc>
+          <w:tcPr>
+            <w:tcW w:w="0" w:type="auto"/>
             <w:hideMark/>
           </w:tcPr>
           <w:p>
             <w:pPr>
+              <w:spacing w:after="160" w:line="278" w:lineRule="auto"/>
               <w:rPr>
                 <w:b/>
                 <w:bCs/>
@@ -2626,11 +2865,11 @@
         <w:tc>
           <w:tcPr>
             <w:tcW w:w="0" w:type="auto"/>
-            <w:vAlign w:val="center"/>
             <w:hideMark/>
           </w:tcPr>
           <w:p>
             <w:pPr>
+              <w:spacing w:after="160" w:line="278" w:lineRule="auto"/>
               <w:rPr>
                 <w:b/>
                 <w:bCs/>
@@ -2648,11 +2887,11 @@
         <w:tc>
           <w:tcPr>
             <w:tcW w:w="0" w:type="auto"/>
-            <w:vAlign w:val="center"/>
             <w:hideMark/>
           </w:tcPr>
           <w:p>
             <w:pPr>
+              <w:spacing w:after="160" w:line="278" w:lineRule="auto"/>
               <w:rPr>
                 <w:b/>
                 <w:bCs/>
@@ -2669,16 +2908,15 @@
         </w:tc>
       </w:tr>
       <w:tr>
-        <w:trPr>
-          <w:tblCellSpacing w:w="15" w:type="dxa"/>
-        </w:trPr>
-        <w:tc>
-          <w:tcPr>
-            <w:tcW w:w="0" w:type="auto"/>
-            <w:vAlign w:val="center"/>
-            <w:hideMark/>
-          </w:tcPr>
-          <w:p>
+        <w:tc>
+          <w:tcPr>
+            <w:tcW w:w="0" w:type="auto"/>
+            <w:hideMark/>
+          </w:tcPr>
+          <w:p>
+            <w:pPr>
+              <w:spacing w:after="160" w:line="278" w:lineRule="auto"/>
+            </w:pPr>
             <w:r>
               <w:t>Output</w:t>
             </w:r>
@@ -2687,10 +2925,12 @@
         <w:tc>
           <w:tcPr>
             <w:tcW w:w="0" w:type="auto"/>
-            <w:vAlign w:val="center"/>
-            <w:hideMark/>
-          </w:tcPr>
-          <w:p>
+            <w:hideMark/>
+          </w:tcPr>
+          <w:p>
+            <w:pPr>
+              <w:spacing w:after="160" w:line="278" w:lineRule="auto"/>
+            </w:pPr>
             <w:r>
               <w:t>Nested structure possible</w:t>
             </w:r>
@@ -2699,10 +2939,12 @@
         <w:tc>
           <w:tcPr>
             <w:tcW w:w="0" w:type="auto"/>
-            <w:vAlign w:val="center"/>
-            <w:hideMark/>
-          </w:tcPr>
-          <w:p>
+            <w:hideMark/>
+          </w:tcPr>
+          <w:p>
+            <w:pPr>
+              <w:spacing w:after="160" w:line="278" w:lineRule="auto"/>
+            </w:pPr>
             <w:r>
               <w:t>Flattened output</w:t>
             </w:r>
@@ -2710,16 +2952,15 @@
         </w:tc>
       </w:tr>
       <w:tr>
-        <w:trPr>
-          <w:tblCellSpacing w:w="15" w:type="dxa"/>
-        </w:trPr>
-        <w:tc>
-          <w:tcPr>
-            <w:tcW w:w="0" w:type="auto"/>
-            <w:vAlign w:val="center"/>
-            <w:hideMark/>
-          </w:tcPr>
-          <w:p>
+        <w:tc>
+          <w:tcPr>
+            <w:tcW w:w="0" w:type="auto"/>
+            <w:hideMark/>
+          </w:tcPr>
+          <w:p>
+            <w:pPr>
+              <w:spacing w:after="160" w:line="278" w:lineRule="auto"/>
+            </w:pPr>
             <w:r>
               <w:t>Elements Returned</w:t>
             </w:r>
@@ -2728,10 +2969,12 @@
         <w:tc>
           <w:tcPr>
             <w:tcW w:w="0" w:type="auto"/>
-            <w:vAlign w:val="center"/>
-            <w:hideMark/>
-          </w:tcPr>
-          <w:p>
+            <w:hideMark/>
+          </w:tcPr>
+          <w:p>
+            <w:pPr>
+              <w:spacing w:after="160" w:line="278" w:lineRule="auto"/>
+            </w:pPr>
             <w:r>
               <w:t>One per input usually</w:t>
             </w:r>
@@ -2740,10 +2983,12 @@
         <w:tc>
           <w:tcPr>
             <w:tcW w:w="0" w:type="auto"/>
-            <w:vAlign w:val="center"/>
-            <w:hideMark/>
-          </w:tcPr>
-          <w:p>
+            <w:hideMark/>
+          </w:tcPr>
+          <w:p>
+            <w:pPr>
+              <w:spacing w:after="160" w:line="278" w:lineRule="auto"/>
+            </w:pPr>
             <w:r>
               <w:t>Multiple possible</w:t>
             </w:r>
@@ -2751,16 +2996,15 @@
         </w:tc>
       </w:tr>
       <w:tr>
-        <w:trPr>
-          <w:tblCellSpacing w:w="15" w:type="dxa"/>
-        </w:trPr>
-        <w:tc>
-          <w:tcPr>
-            <w:tcW w:w="0" w:type="auto"/>
-            <w:vAlign w:val="center"/>
-            <w:hideMark/>
-          </w:tcPr>
-          <w:p>
+        <w:tc>
+          <w:tcPr>
+            <w:tcW w:w="0" w:type="auto"/>
+            <w:hideMark/>
+          </w:tcPr>
+          <w:p>
+            <w:pPr>
+              <w:spacing w:after="160" w:line="278" w:lineRule="auto"/>
+            </w:pPr>
             <w:r>
               <w:t>Nesting</w:t>
             </w:r>
@@ -2769,10 +3013,12 @@
         <w:tc>
           <w:tcPr>
             <w:tcW w:w="0" w:type="auto"/>
-            <w:vAlign w:val="center"/>
-            <w:hideMark/>
-          </w:tcPr>
-          <w:p>
+            <w:hideMark/>
+          </w:tcPr>
+          <w:p>
+            <w:pPr>
+              <w:spacing w:after="160" w:line="278" w:lineRule="auto"/>
+            </w:pPr>
             <w:r>
               <w:t>Preserved</w:t>
             </w:r>
@@ -2781,10 +3027,12 @@
         <w:tc>
           <w:tcPr>
             <w:tcW w:w="0" w:type="auto"/>
-            <w:vAlign w:val="center"/>
-            <w:hideMark/>
-          </w:tcPr>
-          <w:p>
+            <w:hideMark/>
+          </w:tcPr>
+          <w:p>
+            <w:pPr>
+              <w:spacing w:after="160" w:line="278" w:lineRule="auto"/>
+            </w:pPr>
             <w:r>
               <w:t>Removed</w:t>
             </w:r>
@@ -2792,16 +3040,15 @@
         </w:tc>
       </w:tr>
       <w:tr>
-        <w:trPr>
-          <w:tblCellSpacing w:w="15" w:type="dxa"/>
-        </w:trPr>
-        <w:tc>
-          <w:tcPr>
-            <w:tcW w:w="0" w:type="auto"/>
-            <w:vAlign w:val="center"/>
-            <w:hideMark/>
-          </w:tcPr>
-          <w:p>
+        <w:tc>
+          <w:tcPr>
+            <w:tcW w:w="0" w:type="auto"/>
+            <w:hideMark/>
+          </w:tcPr>
+          <w:p>
+            <w:pPr>
+              <w:spacing w:after="160" w:line="278" w:lineRule="auto"/>
+            </w:pPr>
             <w:r>
               <w:t>Available in Python</w:t>
             </w:r>
@@ -2810,10 +3057,12 @@
         <w:tc>
           <w:tcPr>
             <w:tcW w:w="0" w:type="auto"/>
-            <w:vAlign w:val="center"/>
-            <w:hideMark/>
-          </w:tcPr>
-          <w:p>
+            <w:hideMark/>
+          </w:tcPr>
+          <w:p>
+            <w:pPr>
+              <w:spacing w:after="160" w:line="278" w:lineRule="auto"/>
+            </w:pPr>
             <w:r>
               <w:t>Yes</w:t>
             </w:r>
@@ -2822,10 +3071,12 @@
         <w:tc>
           <w:tcPr>
             <w:tcW w:w="0" w:type="auto"/>
-            <w:vAlign w:val="center"/>
-            <w:hideMark/>
-          </w:tcPr>
-          <w:p>
+            <w:hideMark/>
+          </w:tcPr>
+          <w:p>
+            <w:pPr>
+              <w:spacing w:after="160" w:line="278" w:lineRule="auto"/>
+            </w:pPr>
             <w:r>
               <w:t>No built-in</w:t>
             </w:r>
@@ -2833,16 +3084,15 @@
         </w:tc>
       </w:tr>
       <w:tr>
-        <w:trPr>
-          <w:tblCellSpacing w:w="15" w:type="dxa"/>
-        </w:trPr>
-        <w:tc>
-          <w:tcPr>
-            <w:tcW w:w="0" w:type="auto"/>
-            <w:vAlign w:val="center"/>
-            <w:hideMark/>
-          </w:tcPr>
-          <w:p>
+        <w:tc>
+          <w:tcPr>
+            <w:tcW w:w="0" w:type="auto"/>
+            <w:hideMark/>
+          </w:tcPr>
+          <w:p>
+            <w:pPr>
+              <w:spacing w:after="160" w:line="278" w:lineRule="auto"/>
+            </w:pPr>
             <w:r>
               <w:t>Available in PySpark</w:t>
             </w:r>
@@ -2851,10 +3101,12 @@
         <w:tc>
           <w:tcPr>
             <w:tcW w:w="0" w:type="auto"/>
-            <w:vAlign w:val="center"/>
-            <w:hideMark/>
-          </w:tcPr>
-          <w:p>
+            <w:hideMark/>
+          </w:tcPr>
+          <w:p>
+            <w:pPr>
+              <w:spacing w:after="160" w:line="278" w:lineRule="auto"/>
+            </w:pPr>
             <w:r>
               <w:t>Yes</w:t>
             </w:r>
@@ -2863,10 +3115,12 @@
         <w:tc>
           <w:tcPr>
             <w:tcW w:w="0" w:type="auto"/>
-            <w:vAlign w:val="center"/>
-            <w:hideMark/>
-          </w:tcPr>
-          <w:p>
+            <w:hideMark/>
+          </w:tcPr>
+          <w:p>
+            <w:pPr>
+              <w:spacing w:after="160" w:line="278" w:lineRule="auto"/>
+            </w:pPr>
             <w:r>
               <w:t>Yes</w:t>
             </w:r>
@@ -2915,17 +3169,17 @@
           <w:b/>
           <w:bCs/>
         </w:rPr>
+        <w:t>map()</w:t>
+      </w:r>
+    </w:p>
+    <w:p>
+      <w:r>
+        <w:t>Input:</w:t>
+      </w:r>
+    </w:p>
+    <w:p>
+      <w:r>
         <w:lastRenderedPageBreak/>
-        <w:t>map()</w:t>
-      </w:r>
-    </w:p>
-    <w:p>
-      <w:r>
-        <w:t>Input:</w:t>
-      </w:r>
-    </w:p>
-    <w:p>
-      <w:r>
         <w:t>["a b", "c d"]</w:t>
       </w:r>
     </w:p>
@@ -3009,50 +3263,75 @@
       </w:r>
     </w:p>
     <w:p>
-      <w:r>
-        <w:t>lines = [</w:t>
-      </w:r>
-      <w:r>
-        <w:br/>
-        <w:t xml:space="preserve">    "python spark",</w:t>
-      </w:r>
-      <w:r>
-        <w:br/>
-        <w:t xml:space="preserve">    "spark databricks"</w:t>
-      </w:r>
-      <w:r>
-        <w:br/>
-        <w:t>]</w:t>
-      </w:r>
-      <w:r>
-        <w:br/>
-      </w:r>
-      <w:r>
+      <w:pPr>
+        <w:rPr>
+          <w:highlight w:val="cyan"/>
+        </w:rPr>
+      </w:pPr>
+      <w:r>
+        <w:rPr>
+          <w:highlight w:val="cyan"/>
+        </w:rPr>
+        <w:t>lines = ["python spark",  "spark databricks"]</w:t>
+      </w:r>
+      <w:r>
+        <w:rPr>
+          <w:highlight w:val="cyan"/>
+        </w:rPr>
+        <w:br/>
+      </w:r>
+      <w:r>
+        <w:rPr>
+          <w:highlight w:val="cyan"/>
+        </w:rPr>
         <w:br/>
         <w:t>rdd = sc.parallelize(lines)</w:t>
       </w:r>
       <w:r>
-        <w:br/>
-      </w:r>
-      <w:r>
+        <w:rPr>
+          <w:highlight w:val="cyan"/>
+        </w:rPr>
+        <w:br/>
+      </w:r>
+      <w:r>
+        <w:rPr>
+          <w:highlight w:val="cyan"/>
+        </w:rPr>
         <w:br/>
         <w:t>words = rdd.flatMap(lambda x: x.split())</w:t>
       </w:r>
       <w:r>
-        <w:br/>
-      </w:r>
-      <w:r>
+        <w:rPr>
+          <w:highlight w:val="cyan"/>
+        </w:rPr>
+        <w:br/>
+      </w:r>
+      <w:r>
+        <w:rPr>
+          <w:highlight w:val="cyan"/>
+        </w:rPr>
         <w:br/>
         <w:t>print(words.collect())</w:t>
       </w:r>
     </w:p>
     <w:p>
-      <w:r>
+      <w:pPr>
+        <w:rPr>
+          <w:highlight w:val="cyan"/>
+        </w:rPr>
+      </w:pPr>
+      <w:r>
+        <w:rPr>
+          <w:highlight w:val="cyan"/>
+        </w:rPr>
         <w:t>Output:</w:t>
       </w:r>
     </w:p>
     <w:p>
       <w:r>
+        <w:rPr>
+          <w:highlight w:val="cyan"/>
+        </w:rPr>
         <w:t>['python', 'spark', 'spark', 'databricks']</w:t>
       </w:r>
     </w:p>
@@ -3129,7 +3408,6 @@
         </w:numPr>
       </w:pPr>
       <w:r>
-        <w:lastRenderedPageBreak/>
         <w:t xml:space="preserve">uppercase conversion </w:t>
       </w:r>
     </w:p>
@@ -3168,6 +3446,7 @@
     </w:p>
     <w:p>
       <w:r>
+        <w:lastRenderedPageBreak/>
         <w:t>Use when:</w:t>
       </w:r>
     </w:p>
@@ -3255,34 +3534,24 @@
     </w:p>
     <w:tbl>
       <w:tblPr>
+        <w:tblStyle w:val="TableGrid"/>
         <w:tblW w:w="0" w:type="auto"/>
-        <w:tblCellSpacing w:w="15" w:type="dxa"/>
-        <w:tblCellMar>
-          <w:top w:w="15" w:type="dxa"/>
-          <w:left w:w="15" w:type="dxa"/>
-          <w:bottom w:w="15" w:type="dxa"/>
-          <w:right w:w="15" w:type="dxa"/>
-        </w:tblCellMar>
         <w:tblLook w:val="04A0" w:firstRow="1" w:lastRow="0" w:firstColumn="1" w:lastColumn="0" w:noHBand="0" w:noVBand="1"/>
       </w:tblPr>
       <w:tblGrid>
-        <w:gridCol w:w="1797"/>
-        <w:gridCol w:w="2224"/>
-        <w:gridCol w:w="3015"/>
+        <w:gridCol w:w="1938"/>
+        <w:gridCol w:w="2380"/>
+        <w:gridCol w:w="3156"/>
       </w:tblGrid>
       <w:tr>
-        <w:trPr>
-          <w:tblHeader/>
-          <w:tblCellSpacing w:w="15" w:type="dxa"/>
-        </w:trPr>
-        <w:tc>
-          <w:tcPr>
-            <w:tcW w:w="0" w:type="auto"/>
-            <w:vAlign w:val="center"/>
+        <w:tc>
+          <w:tcPr>
+            <w:tcW w:w="0" w:type="auto"/>
             <w:hideMark/>
           </w:tcPr>
           <w:p>
             <w:pPr>
+              <w:spacing w:after="160" w:line="278" w:lineRule="auto"/>
               <w:rPr>
                 <w:b/>
                 <w:bCs/>
@@ -3300,11 +3569,11 @@
         <w:tc>
           <w:tcPr>
             <w:tcW w:w="0" w:type="auto"/>
-            <w:vAlign w:val="center"/>
             <w:hideMark/>
           </w:tcPr>
           <w:p>
             <w:pPr>
+              <w:spacing w:after="160" w:line="278" w:lineRule="auto"/>
               <w:rPr>
                 <w:b/>
                 <w:bCs/>
@@ -3322,11 +3591,11 @@
         <w:tc>
           <w:tcPr>
             <w:tcW w:w="0" w:type="auto"/>
-            <w:vAlign w:val="center"/>
             <w:hideMark/>
           </w:tcPr>
           <w:p>
             <w:pPr>
+              <w:spacing w:after="160" w:line="278" w:lineRule="auto"/>
               <w:rPr>
                 <w:b/>
                 <w:bCs/>
@@ -3343,16 +3612,15 @@
         </w:tc>
       </w:tr>
       <w:tr>
-        <w:trPr>
-          <w:tblCellSpacing w:w="15" w:type="dxa"/>
-        </w:trPr>
-        <w:tc>
-          <w:tcPr>
-            <w:tcW w:w="0" w:type="auto"/>
-            <w:vAlign w:val="center"/>
-            <w:hideMark/>
-          </w:tcPr>
-          <w:p>
+        <w:tc>
+          <w:tcPr>
+            <w:tcW w:w="0" w:type="auto"/>
+            <w:hideMark/>
+          </w:tcPr>
+          <w:p>
+            <w:pPr>
+              <w:spacing w:after="160" w:line="278" w:lineRule="auto"/>
+            </w:pPr>
             <w:r>
               <w:t>Built-in Python</w:t>
             </w:r>
@@ -3361,10 +3629,12 @@
         <w:tc>
           <w:tcPr>
             <w:tcW w:w="0" w:type="auto"/>
-            <w:vAlign w:val="center"/>
-            <w:hideMark/>
-          </w:tcPr>
-          <w:p>
+            <w:hideMark/>
+          </w:tcPr>
+          <w:p>
+            <w:pPr>
+              <w:spacing w:after="160" w:line="278" w:lineRule="auto"/>
+            </w:pPr>
             <w:r>
               <w:t>Yes</w:t>
             </w:r>
@@ -3373,10 +3643,12 @@
         <w:tc>
           <w:tcPr>
             <w:tcW w:w="0" w:type="auto"/>
-            <w:vAlign w:val="center"/>
-            <w:hideMark/>
-          </w:tcPr>
-          <w:p>
+            <w:hideMark/>
+          </w:tcPr>
+          <w:p>
+            <w:pPr>
+              <w:spacing w:after="160" w:line="278" w:lineRule="auto"/>
+            </w:pPr>
             <w:r>
               <w:t>No</w:t>
             </w:r>
@@ -3384,16 +3656,15 @@
         </w:tc>
       </w:tr>
       <w:tr>
-        <w:trPr>
-          <w:tblCellSpacing w:w="15" w:type="dxa"/>
-        </w:trPr>
-        <w:tc>
-          <w:tcPr>
-            <w:tcW w:w="0" w:type="auto"/>
-            <w:vAlign w:val="center"/>
-            <w:hideMark/>
-          </w:tcPr>
-          <w:p>
+        <w:tc>
+          <w:tcPr>
+            <w:tcW w:w="0" w:type="auto"/>
+            <w:hideMark/>
+          </w:tcPr>
+          <w:p>
+            <w:pPr>
+              <w:spacing w:after="160" w:line="278" w:lineRule="auto"/>
+            </w:pPr>
             <w:r>
               <w:t>PySpark Support</w:t>
             </w:r>
@@ -3402,10 +3673,12 @@
         <w:tc>
           <w:tcPr>
             <w:tcW w:w="0" w:type="auto"/>
-            <w:vAlign w:val="center"/>
-            <w:hideMark/>
-          </w:tcPr>
-          <w:p>
+            <w:hideMark/>
+          </w:tcPr>
+          <w:p>
+            <w:pPr>
+              <w:spacing w:after="160" w:line="278" w:lineRule="auto"/>
+            </w:pPr>
             <w:r>
               <w:t>Yes</w:t>
             </w:r>
@@ -3414,10 +3687,12 @@
         <w:tc>
           <w:tcPr>
             <w:tcW w:w="0" w:type="auto"/>
-            <w:vAlign w:val="center"/>
-            <w:hideMark/>
-          </w:tcPr>
-          <w:p>
+            <w:hideMark/>
+          </w:tcPr>
+          <w:p>
+            <w:pPr>
+              <w:spacing w:after="160" w:line="278" w:lineRule="auto"/>
+            </w:pPr>
             <w:r>
               <w:t>Yes</w:t>
             </w:r>
@@ -3425,16 +3700,15 @@
         </w:tc>
       </w:tr>
       <w:tr>
-        <w:trPr>
-          <w:tblCellSpacing w:w="15" w:type="dxa"/>
-        </w:trPr>
-        <w:tc>
-          <w:tcPr>
-            <w:tcW w:w="0" w:type="auto"/>
-            <w:vAlign w:val="center"/>
-            <w:hideMark/>
-          </w:tcPr>
-          <w:p>
+        <w:tc>
+          <w:tcPr>
+            <w:tcW w:w="0" w:type="auto"/>
+            <w:hideMark/>
+          </w:tcPr>
+          <w:p>
+            <w:pPr>
+              <w:spacing w:after="160" w:line="278" w:lineRule="auto"/>
+            </w:pPr>
             <w:r>
               <w:t>Returns</w:t>
             </w:r>
@@ -3443,10 +3717,12 @@
         <w:tc>
           <w:tcPr>
             <w:tcW w:w="0" w:type="auto"/>
-            <w:vAlign w:val="center"/>
-            <w:hideMark/>
-          </w:tcPr>
-          <w:p>
+            <w:hideMark/>
+          </w:tcPr>
+          <w:p>
+            <w:pPr>
+              <w:spacing w:after="160" w:line="278" w:lineRule="auto"/>
+            </w:pPr>
             <w:r>
               <w:t>Transformed items</w:t>
             </w:r>
@@ -3455,10 +3731,12 @@
         <w:tc>
           <w:tcPr>
             <w:tcW w:w="0" w:type="auto"/>
-            <w:vAlign w:val="center"/>
-            <w:hideMark/>
-          </w:tcPr>
-          <w:p>
+            <w:hideMark/>
+          </w:tcPr>
+          <w:p>
+            <w:pPr>
+              <w:spacing w:after="160" w:line="278" w:lineRule="auto"/>
+            </w:pPr>
             <w:r>
               <w:t>Flattened transformed items</w:t>
             </w:r>
@@ -3466,16 +3744,15 @@
         </w:tc>
       </w:tr>
       <w:tr>
-        <w:trPr>
-          <w:tblCellSpacing w:w="15" w:type="dxa"/>
-        </w:trPr>
-        <w:tc>
-          <w:tcPr>
-            <w:tcW w:w="0" w:type="auto"/>
-            <w:vAlign w:val="center"/>
-            <w:hideMark/>
-          </w:tcPr>
-          <w:p>
+        <w:tc>
+          <w:tcPr>
+            <w:tcW w:w="0" w:type="auto"/>
+            <w:hideMark/>
+          </w:tcPr>
+          <w:p>
+            <w:pPr>
+              <w:spacing w:after="160" w:line="278" w:lineRule="auto"/>
+            </w:pPr>
             <w:r>
               <w:t>Structure</w:t>
             </w:r>
@@ -3484,10 +3761,12 @@
         <w:tc>
           <w:tcPr>
             <w:tcW w:w="0" w:type="auto"/>
-            <w:vAlign w:val="center"/>
-            <w:hideMark/>
-          </w:tcPr>
-          <w:p>
+            <w:hideMark/>
+          </w:tcPr>
+          <w:p>
+            <w:pPr>
+              <w:spacing w:after="160" w:line="278" w:lineRule="auto"/>
+            </w:pPr>
             <w:r>
               <w:t>Nested possible</w:t>
             </w:r>
@@ -3496,10 +3775,12 @@
         <w:tc>
           <w:tcPr>
             <w:tcW w:w="0" w:type="auto"/>
-            <w:vAlign w:val="center"/>
-            <w:hideMark/>
-          </w:tcPr>
-          <w:p>
+            <w:hideMark/>
+          </w:tcPr>
+          <w:p>
+            <w:pPr>
+              <w:spacing w:after="160" w:line="278" w:lineRule="auto"/>
+            </w:pPr>
             <w:r>
               <w:t>Flat structure</w:t>
             </w:r>
@@ -3507,16 +3788,15 @@
         </w:tc>
       </w:tr>
       <w:tr>
-        <w:trPr>
-          <w:tblCellSpacing w:w="15" w:type="dxa"/>
-        </w:trPr>
-        <w:tc>
-          <w:tcPr>
-            <w:tcW w:w="0" w:type="auto"/>
-            <w:vAlign w:val="center"/>
-            <w:hideMark/>
-          </w:tcPr>
-          <w:p>
+        <w:tc>
+          <w:tcPr>
+            <w:tcW w:w="0" w:type="auto"/>
+            <w:hideMark/>
+          </w:tcPr>
+          <w:p>
+            <w:pPr>
+              <w:spacing w:after="160" w:line="278" w:lineRule="auto"/>
+            </w:pPr>
             <w:r>
               <w:t>Use Case</w:t>
             </w:r>
@@ -3525,10 +3805,12 @@
         <w:tc>
           <w:tcPr>
             <w:tcW w:w="0" w:type="auto"/>
-            <w:vAlign w:val="center"/>
-            <w:hideMark/>
-          </w:tcPr>
-          <w:p>
+            <w:hideMark/>
+          </w:tcPr>
+          <w:p>
+            <w:pPr>
+              <w:spacing w:after="160" w:line="278" w:lineRule="auto"/>
+            </w:pPr>
             <w:r>
               <w:t>One-to-one mapping</w:t>
             </w:r>
@@ -3537,10 +3819,12 @@
         <w:tc>
           <w:tcPr>
             <w:tcW w:w="0" w:type="auto"/>
-            <w:vAlign w:val="center"/>
-            <w:hideMark/>
-          </w:tcPr>
-          <w:p>
+            <w:hideMark/>
+          </w:tcPr>
+          <w:p>
+            <w:pPr>
+              <w:spacing w:after="160" w:line="278" w:lineRule="auto"/>
+            </w:pPr>
             <w:r>
               <w:t>One-to-many mapping</w:t>
             </w:r>
@@ -3562,6 +3846,155 @@
 <file path=word/numbering.xml><?xml version="1.0" encoding="utf-8"?>
 <w:numbering xmlns:wpc="http://schemas.microsoft.com/office/word/2010/wordprocessingCanvas" xmlns:cx="http://schemas.microsoft.com/office/drawing/2014/chartex" xmlns:cx1="http://schemas.microsoft.com/office/drawing/2015/9/8/chartex" xmlns:cx2="http://schemas.microsoft.com/office/drawing/2015/10/21/chartex" xmlns:cx3="http://schemas.microsoft.com/office/drawing/2016/5/9/chartex" xmlns:cx4="http://schemas.microsoft.com/office/drawing/2016/5/10/chartex" xmlns:cx5="http://schemas.microsoft.com/office/drawing/2016/5/11/chartex" xmlns:cx6="http://schemas.microsoft.com/office/drawing/2016/5/12/chartex" xmlns:cx7="http://schemas.microsoft.com/office/drawing/2016/5/13/chartex" xmlns:cx8="http://schemas.microsoft.com/office/drawing/2016/5/14/chartex" xmlns:mc="http://schemas.openxmlformats.org/markup-compatibility/2006" xmlns:aink="http://schemas.microsoft.com/office/drawing/2016/ink" xmlns:am3d="http://schemas.microsoft.com/office/drawing/2017/model3d" xmlns:o="urn:schemas-microsoft-com:office:office" xmlns:oel="http://schemas.microsoft.com/office/2019/extlst" xmlns:r="http://schemas.openxmlformats.org/officeDocument/2006/relationships" xmlns:m="http://schemas.openxmlformats.org/officeDocument/2006/math" xmlns:v="urn:schemas-microsoft-com:vml" xmlns:wp14="http://schemas.microsoft.com/office/word/2010/wordprocessingDrawing" xmlns:wp="http://schemas.openxmlformats.org/drawingml/2006/wordprocessingDrawing" xmlns:w10="urn:schemas-microsoft-com:office:word" xmlns:w="http://schemas.openxmlformats.org/wordprocessingml/2006/main" xmlns:w14="http://schemas.microsoft.com/office/word/2010/wordml" xmlns:w15="http://schemas.microsoft.com/office/word/2012/wordml" xmlns:w16cex="http://schemas.microsoft.com/office/word/2018/wordml/cex" xmlns:w16cid="http://schemas.microsoft.com/office/word/2016/wordml/cid" xmlns:w16="http://schemas.microsoft.com/office/word/2018/wordml" xmlns:w16sdtdh="http://schemas.microsoft.com/office/word/2020/wordml/sdtdatahash" xmlns:w16se="http://schemas.microsoft.com/office/word/2015/wordml/symex" xmlns:wpg="http://schemas.microsoft.com/office/word/2010/wordprocessingGroup" xmlns:wpi="http://schemas.microsoft.com/office/word/2010/wordprocessingInk" xmlns:wne="http://schemas.microsoft.com/office/word/2006/wordml" xmlns:wps="http://schemas.microsoft.com/office/word/2010/wordprocessingShape" mc:Ignorable="w14 w15 w16se w16cid w16 w16cex w16sdtdh wp14">
   <w:abstractNum w:abstractNumId="0" w15:restartNumberingAfterBreak="0">
+    <w:nsid w:val="04491430"/>
+    <w:multiLevelType w:val="multilevel"/>
+    <w:tmpl w:val="38709C5A"/>
+    <w:lvl w:ilvl="0">
+      <w:start w:val="1"/>
+      <w:numFmt w:val="bullet"/>
+      <w:lvlText w:val=""/>
+      <w:lvlJc w:val="left"/>
+      <w:pPr>
+        <w:tabs>
+          <w:tab w:val="num" w:pos="720"/>
+        </w:tabs>
+        <w:ind w:left="720" w:hanging="360"/>
+      </w:pPr>
+      <w:rPr>
+        <w:rFonts w:ascii="Symbol" w:hAnsi="Symbol" w:hint="default"/>
+        <w:sz w:val="20"/>
+      </w:rPr>
+    </w:lvl>
+    <w:lvl w:ilvl="1" w:tentative="1">
+      <w:start w:val="1"/>
+      <w:numFmt w:val="bullet"/>
+      <w:lvlText w:val="o"/>
+      <w:lvlJc w:val="left"/>
+      <w:pPr>
+        <w:tabs>
+          <w:tab w:val="num" w:pos="1440"/>
+        </w:tabs>
+        <w:ind w:left="1440" w:hanging="360"/>
+      </w:pPr>
+      <w:rPr>
+        <w:rFonts w:ascii="Courier New" w:hAnsi="Courier New" w:hint="default"/>
+        <w:sz w:val="20"/>
+      </w:rPr>
+    </w:lvl>
+    <w:lvl w:ilvl="2" w:tentative="1">
+      <w:start w:val="1"/>
+      <w:numFmt w:val="bullet"/>
+      <w:lvlText w:val=""/>
+      <w:lvlJc w:val="left"/>
+      <w:pPr>
+        <w:tabs>
+          <w:tab w:val="num" w:pos="2160"/>
+        </w:tabs>
+        <w:ind w:left="2160" w:hanging="360"/>
+      </w:pPr>
+      <w:rPr>
+        <w:rFonts w:ascii="Wingdings" w:hAnsi="Wingdings" w:hint="default"/>
+        <w:sz w:val="20"/>
+      </w:rPr>
+    </w:lvl>
+    <w:lvl w:ilvl="3" w:tentative="1">
+      <w:start w:val="1"/>
+      <w:numFmt w:val="bullet"/>
+      <w:lvlText w:val=""/>
+      <w:lvlJc w:val="left"/>
+      <w:pPr>
+        <w:tabs>
+          <w:tab w:val="num" w:pos="2880"/>
+        </w:tabs>
+        <w:ind w:left="2880" w:hanging="360"/>
+      </w:pPr>
+      <w:rPr>
+        <w:rFonts w:ascii="Wingdings" w:hAnsi="Wingdings" w:hint="default"/>
+        <w:sz w:val="20"/>
+      </w:rPr>
+    </w:lvl>
+    <w:lvl w:ilvl="4" w:tentative="1">
+      <w:start w:val="1"/>
+      <w:numFmt w:val="bullet"/>
+      <w:lvlText w:val=""/>
+      <w:lvlJc w:val="left"/>
+      <w:pPr>
+        <w:tabs>
+          <w:tab w:val="num" w:pos="3600"/>
+        </w:tabs>
+        <w:ind w:left="3600" w:hanging="360"/>
+      </w:pPr>
+      <w:rPr>
+        <w:rFonts w:ascii="Wingdings" w:hAnsi="Wingdings" w:hint="default"/>
+        <w:sz w:val="20"/>
+      </w:rPr>
+    </w:lvl>
+    <w:lvl w:ilvl="5" w:tentative="1">
+      <w:start w:val="1"/>
+      <w:numFmt w:val="bullet"/>
+      <w:lvlText w:val=""/>
+      <w:lvlJc w:val="left"/>
+      <w:pPr>
+        <w:tabs>
+          <w:tab w:val="num" w:pos="4320"/>
+        </w:tabs>
+        <w:ind w:left="4320" w:hanging="360"/>
+      </w:pPr>
+      <w:rPr>
+        <w:rFonts w:ascii="Wingdings" w:hAnsi="Wingdings" w:hint="default"/>
+        <w:sz w:val="20"/>
+      </w:rPr>
+    </w:lvl>
+    <w:lvl w:ilvl="6" w:tentative="1">
+      <w:start w:val="1"/>
+      <w:numFmt w:val="bullet"/>
+      <w:lvlText w:val=""/>
+      <w:lvlJc w:val="left"/>
+      <w:pPr>
+        <w:tabs>
+          <w:tab w:val="num" w:pos="5040"/>
+        </w:tabs>
+        <w:ind w:left="5040" w:hanging="360"/>
+      </w:pPr>
+      <w:rPr>
+        <w:rFonts w:ascii="Wingdings" w:hAnsi="Wingdings" w:hint="default"/>
+        <w:sz w:val="20"/>
+      </w:rPr>
+    </w:lvl>
+    <w:lvl w:ilvl="7" w:tentative="1">
+      <w:start w:val="1"/>
+      <w:numFmt w:val="bullet"/>
+      <w:lvlText w:val=""/>
+      <w:lvlJc w:val="left"/>
+      <w:pPr>
+        <w:tabs>
+          <w:tab w:val="num" w:pos="5760"/>
+        </w:tabs>
+        <w:ind w:left="5760" w:hanging="360"/>
+      </w:pPr>
+      <w:rPr>
+        <w:rFonts w:ascii="Wingdings" w:hAnsi="Wingdings" w:hint="default"/>
+        <w:sz w:val="20"/>
+      </w:rPr>
+    </w:lvl>
+    <w:lvl w:ilvl="8" w:tentative="1">
+      <w:start w:val="1"/>
+      <w:numFmt w:val="bullet"/>
+      <w:lvlText w:val=""/>
+      <w:lvlJc w:val="left"/>
+      <w:pPr>
+        <w:tabs>
+          <w:tab w:val="num" w:pos="6480"/>
+        </w:tabs>
+        <w:ind w:left="6480" w:hanging="360"/>
+      </w:pPr>
+      <w:rPr>
+        <w:rFonts w:ascii="Wingdings" w:hAnsi="Wingdings" w:hint="default"/>
+        <w:sz w:val="20"/>
+      </w:rPr>
+    </w:lvl>
+  </w:abstractNum>
+  <w:abstractNum w:abstractNumId="1" w15:restartNumberingAfterBreak="0">
     <w:nsid w:val="076A0D4C"/>
     <w:multiLevelType w:val="multilevel"/>
     <w:tmpl w:val="A8AE8642"/>
@@ -3710,7 +4143,7 @@
       </w:rPr>
     </w:lvl>
   </w:abstractNum>
-  <w:abstractNum w:abstractNumId="1" w15:restartNumberingAfterBreak="0">
+  <w:abstractNum w:abstractNumId="2" w15:restartNumberingAfterBreak="0">
     <w:nsid w:val="11CC778E"/>
     <w:multiLevelType w:val="multilevel"/>
     <w:tmpl w:val="992833F8"/>
@@ -3859,7 +4292,7 @@
       </w:rPr>
     </w:lvl>
   </w:abstractNum>
-  <w:abstractNum w:abstractNumId="2" w15:restartNumberingAfterBreak="0">
+  <w:abstractNum w:abstractNumId="3" w15:restartNumberingAfterBreak="0">
     <w:nsid w:val="1E3E6A99"/>
     <w:multiLevelType w:val="multilevel"/>
     <w:tmpl w:val="9F506B5A"/>
@@ -4008,7 +4441,7 @@
       </w:rPr>
     </w:lvl>
   </w:abstractNum>
-  <w:abstractNum w:abstractNumId="3" w15:restartNumberingAfterBreak="0">
+  <w:abstractNum w:abstractNumId="4" w15:restartNumberingAfterBreak="0">
     <w:nsid w:val="22875B73"/>
     <w:multiLevelType w:val="multilevel"/>
     <w:tmpl w:val="37BA22AE"/>
@@ -4157,7 +4590,7 @@
       </w:rPr>
     </w:lvl>
   </w:abstractNum>
-  <w:abstractNum w:abstractNumId="4" w15:restartNumberingAfterBreak="0">
+  <w:abstractNum w:abstractNumId="5" w15:restartNumberingAfterBreak="0">
     <w:nsid w:val="40BA6F9F"/>
     <w:multiLevelType w:val="multilevel"/>
     <w:tmpl w:val="04823188"/>
@@ -4306,7 +4739,7 @@
       </w:rPr>
     </w:lvl>
   </w:abstractNum>
-  <w:abstractNum w:abstractNumId="5" w15:restartNumberingAfterBreak="0">
+  <w:abstractNum w:abstractNumId="6" w15:restartNumberingAfterBreak="0">
     <w:nsid w:val="4CA508B9"/>
     <w:multiLevelType w:val="multilevel"/>
     <w:tmpl w:val="A82658FC"/>
@@ -4419,7 +4852,7 @@
       </w:pPr>
     </w:lvl>
   </w:abstractNum>
-  <w:abstractNum w:abstractNumId="6" w15:restartNumberingAfterBreak="0">
+  <w:abstractNum w:abstractNumId="7" w15:restartNumberingAfterBreak="0">
     <w:nsid w:val="672E2C00"/>
     <w:multiLevelType w:val="multilevel"/>
     <w:tmpl w:val="66BCCF9A"/>
@@ -4568,7 +5001,156 @@
       </w:rPr>
     </w:lvl>
   </w:abstractNum>
-  <w:abstractNum w:abstractNumId="7" w15:restartNumberingAfterBreak="0">
+  <w:abstractNum w:abstractNumId="8" w15:restartNumberingAfterBreak="0">
+    <w:nsid w:val="67BB300E"/>
+    <w:multiLevelType w:val="multilevel"/>
+    <w:tmpl w:val="808CE160"/>
+    <w:lvl w:ilvl="0">
+      <w:start w:val="1"/>
+      <w:numFmt w:val="bullet"/>
+      <w:lvlText w:val=""/>
+      <w:lvlJc w:val="left"/>
+      <w:pPr>
+        <w:tabs>
+          <w:tab w:val="num" w:pos="720"/>
+        </w:tabs>
+        <w:ind w:left="720" w:hanging="360"/>
+      </w:pPr>
+      <w:rPr>
+        <w:rFonts w:ascii="Symbol" w:hAnsi="Symbol" w:hint="default"/>
+        <w:sz w:val="20"/>
+      </w:rPr>
+    </w:lvl>
+    <w:lvl w:ilvl="1" w:tentative="1">
+      <w:start w:val="1"/>
+      <w:numFmt w:val="bullet"/>
+      <w:lvlText w:val="o"/>
+      <w:lvlJc w:val="left"/>
+      <w:pPr>
+        <w:tabs>
+          <w:tab w:val="num" w:pos="1440"/>
+        </w:tabs>
+        <w:ind w:left="1440" w:hanging="360"/>
+      </w:pPr>
+      <w:rPr>
+        <w:rFonts w:ascii="Courier New" w:hAnsi="Courier New" w:hint="default"/>
+        <w:sz w:val="20"/>
+      </w:rPr>
+    </w:lvl>
+    <w:lvl w:ilvl="2" w:tentative="1">
+      <w:start w:val="1"/>
+      <w:numFmt w:val="bullet"/>
+      <w:lvlText w:val=""/>
+      <w:lvlJc w:val="left"/>
+      <w:pPr>
+        <w:tabs>
+          <w:tab w:val="num" w:pos="2160"/>
+        </w:tabs>
+        <w:ind w:left="2160" w:hanging="360"/>
+      </w:pPr>
+      <w:rPr>
+        <w:rFonts w:ascii="Wingdings" w:hAnsi="Wingdings" w:hint="default"/>
+        <w:sz w:val="20"/>
+      </w:rPr>
+    </w:lvl>
+    <w:lvl w:ilvl="3" w:tentative="1">
+      <w:start w:val="1"/>
+      <w:numFmt w:val="bullet"/>
+      <w:lvlText w:val=""/>
+      <w:lvlJc w:val="left"/>
+      <w:pPr>
+        <w:tabs>
+          <w:tab w:val="num" w:pos="2880"/>
+        </w:tabs>
+        <w:ind w:left="2880" w:hanging="360"/>
+      </w:pPr>
+      <w:rPr>
+        <w:rFonts w:ascii="Wingdings" w:hAnsi="Wingdings" w:hint="default"/>
+        <w:sz w:val="20"/>
+      </w:rPr>
+    </w:lvl>
+    <w:lvl w:ilvl="4" w:tentative="1">
+      <w:start w:val="1"/>
+      <w:numFmt w:val="bullet"/>
+      <w:lvlText w:val=""/>
+      <w:lvlJc w:val="left"/>
+      <w:pPr>
+        <w:tabs>
+          <w:tab w:val="num" w:pos="3600"/>
+        </w:tabs>
+        <w:ind w:left="3600" w:hanging="360"/>
+      </w:pPr>
+      <w:rPr>
+        <w:rFonts w:ascii="Wingdings" w:hAnsi="Wingdings" w:hint="default"/>
+        <w:sz w:val="20"/>
+      </w:rPr>
+    </w:lvl>
+    <w:lvl w:ilvl="5" w:tentative="1">
+      <w:start w:val="1"/>
+      <w:numFmt w:val="bullet"/>
+      <w:lvlText w:val=""/>
+      <w:lvlJc w:val="left"/>
+      <w:pPr>
+        <w:tabs>
+          <w:tab w:val="num" w:pos="4320"/>
+        </w:tabs>
+        <w:ind w:left="4320" w:hanging="360"/>
+      </w:pPr>
+      <w:rPr>
+        <w:rFonts w:ascii="Wingdings" w:hAnsi="Wingdings" w:hint="default"/>
+        <w:sz w:val="20"/>
+      </w:rPr>
+    </w:lvl>
+    <w:lvl w:ilvl="6" w:tentative="1">
+      <w:start w:val="1"/>
+      <w:numFmt w:val="bullet"/>
+      <w:lvlText w:val=""/>
+      <w:lvlJc w:val="left"/>
+      <w:pPr>
+        <w:tabs>
+          <w:tab w:val="num" w:pos="5040"/>
+        </w:tabs>
+        <w:ind w:left="5040" w:hanging="360"/>
+      </w:pPr>
+      <w:rPr>
+        <w:rFonts w:ascii="Wingdings" w:hAnsi="Wingdings" w:hint="default"/>
+        <w:sz w:val="20"/>
+      </w:rPr>
+    </w:lvl>
+    <w:lvl w:ilvl="7" w:tentative="1">
+      <w:start w:val="1"/>
+      <w:numFmt w:val="bullet"/>
+      <w:lvlText w:val=""/>
+      <w:lvlJc w:val="left"/>
+      <w:pPr>
+        <w:tabs>
+          <w:tab w:val="num" w:pos="5760"/>
+        </w:tabs>
+        <w:ind w:left="5760" w:hanging="360"/>
+      </w:pPr>
+      <w:rPr>
+        <w:rFonts w:ascii="Wingdings" w:hAnsi="Wingdings" w:hint="default"/>
+        <w:sz w:val="20"/>
+      </w:rPr>
+    </w:lvl>
+    <w:lvl w:ilvl="8" w:tentative="1">
+      <w:start w:val="1"/>
+      <w:numFmt w:val="bullet"/>
+      <w:lvlText w:val=""/>
+      <w:lvlJc w:val="left"/>
+      <w:pPr>
+        <w:tabs>
+          <w:tab w:val="num" w:pos="6480"/>
+        </w:tabs>
+        <w:ind w:left="6480" w:hanging="360"/>
+      </w:pPr>
+      <w:rPr>
+        <w:rFonts w:ascii="Wingdings" w:hAnsi="Wingdings" w:hint="default"/>
+        <w:sz w:val="20"/>
+      </w:rPr>
+    </w:lvl>
+  </w:abstractNum>
+  <w:abstractNum w:abstractNumId="9" w15:restartNumberingAfterBreak="0">
     <w:nsid w:val="6C042B69"/>
     <w:multiLevelType w:val="multilevel"/>
     <w:tmpl w:val="250EEC9A"/>
@@ -4681,7 +5263,7 @@
       </w:pPr>
     </w:lvl>
   </w:abstractNum>
-  <w:abstractNum w:abstractNumId="8" w15:restartNumberingAfterBreak="0">
+  <w:abstractNum w:abstractNumId="10" w15:restartNumberingAfterBreak="0">
     <w:nsid w:val="7DC24A01"/>
     <w:multiLevelType w:val="multilevel"/>
     <w:tmpl w:val="B3F2CD20"/>
@@ -4831,31 +5413,37 @@
     </w:lvl>
   </w:abstractNum>
   <w:num w:numId="1" w16cid:durableId="1634481535">
+    <w:abstractNumId w:val="3"/>
+  </w:num>
+  <w:num w:numId="2" w16cid:durableId="349798222">
+    <w:abstractNumId w:val="6"/>
+  </w:num>
+  <w:num w:numId="3" w16cid:durableId="1157377756">
+    <w:abstractNumId w:val="9"/>
+  </w:num>
+  <w:num w:numId="4" w16cid:durableId="1760787537">
+    <w:abstractNumId w:val="7"/>
+  </w:num>
+  <w:num w:numId="5" w16cid:durableId="38752115">
+    <w:abstractNumId w:val="1"/>
+  </w:num>
+  <w:num w:numId="6" w16cid:durableId="1701080084">
+    <w:abstractNumId w:val="4"/>
+  </w:num>
+  <w:num w:numId="7" w16cid:durableId="1945920581">
+    <w:abstractNumId w:val="10"/>
+  </w:num>
+  <w:num w:numId="8" w16cid:durableId="1466391700">
+    <w:abstractNumId w:val="5"/>
+  </w:num>
+  <w:num w:numId="9" w16cid:durableId="152722789">
     <w:abstractNumId w:val="2"/>
   </w:num>
-  <w:num w:numId="2" w16cid:durableId="349798222">
-    <w:abstractNumId w:val="5"/>
-  </w:num>
-  <w:num w:numId="3" w16cid:durableId="1157377756">
-    <w:abstractNumId w:val="7"/>
-  </w:num>
-  <w:num w:numId="4" w16cid:durableId="1760787537">
-    <w:abstractNumId w:val="6"/>
-  </w:num>
-  <w:num w:numId="5" w16cid:durableId="38752115">
-    <w:abstractNumId w:val="0"/>
-  </w:num>
-  <w:num w:numId="6" w16cid:durableId="1701080084">
-    <w:abstractNumId w:val="3"/>
-  </w:num>
-  <w:num w:numId="7" w16cid:durableId="1945920581">
+  <w:num w:numId="10" w16cid:durableId="1641107817">
     <w:abstractNumId w:val="8"/>
   </w:num>
-  <w:num w:numId="8" w16cid:durableId="1466391700">
-    <w:abstractNumId w:val="4"/>
-  </w:num>
-  <w:num w:numId="9" w16cid:durableId="152722789">
-    <w:abstractNumId w:val="1"/>
+  <w:num w:numId="11" w16cid:durableId="1203245340">
+    <w:abstractNumId w:val="0"/>
   </w:num>
 </w:numbering>
 </file>
@@ -5776,6 +6364,36 @@
       <w:spacing w:val="5"/>
     </w:rPr>
   </w:style>
+  <w:style w:type="table" w:styleId="TableGrid">
+    <w:name w:val="Table Grid"/>
+    <w:basedOn w:val="TableNormal"/>
+    <w:uiPriority w:val="39"/>
+    <w:rsid w:val="00303D73"/>
+    <w:pPr>
+      <w:spacing w:after="0" w:line="240" w:lineRule="auto"/>
+    </w:pPr>
+    <w:tblPr>
+      <w:tblBorders>
+        <w:top w:val="single" w:sz="4" w:space="0" w:color="auto"/>
+        <w:left w:val="single" w:sz="4" w:space="0" w:color="auto"/>
+        <w:bottom w:val="single" w:sz="4" w:space="0" w:color="auto"/>
+        <w:right w:val="single" w:sz="4" w:space="0" w:color="auto"/>
+        <w:insideH w:val="single" w:sz="4" w:space="0" w:color="auto"/>
+        <w:insideV w:val="single" w:sz="4" w:space="0" w:color="auto"/>
+      </w:tblBorders>
+    </w:tblPr>
+  </w:style>
+  <w:style w:type="paragraph" w:styleId="NormalWeb">
+    <w:name w:val="Normal (Web)"/>
+    <w:basedOn w:val="Normal"/>
+    <w:uiPriority w:val="99"/>
+    <w:semiHidden/>
+    <w:unhideWhenUsed/>
+    <w:rsid w:val="00942803"/>
+    <w:rPr>
+      <w:rFonts w:ascii="Times New Roman" w:hAnsi="Times New Roman" w:cs="Times New Roman"/>
+    </w:rPr>
+  </w:style>
 </w:styles>
 </file>
 

--- a/map() and flatMap().docx
+++ b/map() and flatMap().docx
@@ -2533,43 +2533,75 @@
       </w:r>
     </w:p>
     <w:p>
-      <w:r>
+      <w:pPr>
+        <w:rPr>
+          <w:highlight w:val="cyan"/>
+        </w:rPr>
+      </w:pPr>
+      <w:r>
+        <w:rPr>
+          <w:highlight w:val="cyan"/>
+        </w:rPr>
         <w:t>data = ["hello world", "python spark"]</w:t>
       </w:r>
       <w:r>
-        <w:br/>
-      </w:r>
-      <w:r>
-        <w:br/>
-      </w:r>
-      <w:r>
         <w:rPr>
           <w:highlight w:val="cyan"/>
         </w:rPr>
+        <w:br/>
+      </w:r>
+      <w:r>
+        <w:rPr>
+          <w:highlight w:val="cyan"/>
+        </w:rPr>
+        <w:br/>
         <w:t>rdd = sc.parallelize(data)</w:t>
       </w:r>
       <w:r>
-        <w:br/>
-      </w:r>
-      <w:r>
+        <w:rPr>
+          <w:highlight w:val="cyan"/>
+        </w:rPr>
+        <w:br/>
+      </w:r>
+      <w:r>
+        <w:rPr>
+          <w:highlight w:val="cyan"/>
+        </w:rPr>
         <w:br/>
         <w:t>result = rdd.flatMap(lambda x: x.split())</w:t>
       </w:r>
       <w:r>
-        <w:br/>
-      </w:r>
-      <w:r>
+        <w:rPr>
+          <w:highlight w:val="cyan"/>
+        </w:rPr>
+        <w:br/>
+      </w:r>
+      <w:r>
+        <w:rPr>
+          <w:highlight w:val="cyan"/>
+        </w:rPr>
         <w:br/>
         <w:t>print(result.collect())</w:t>
       </w:r>
     </w:p>
     <w:p>
-      <w:r>
+      <w:pPr>
+        <w:rPr>
+          <w:highlight w:val="cyan"/>
+        </w:rPr>
+      </w:pPr>
+      <w:r>
+        <w:rPr>
+          <w:highlight w:val="cyan"/>
+        </w:rPr>
         <w:t>Output:</w:t>
       </w:r>
     </w:p>
     <w:p>
       <w:r>
+        <w:rPr>
+          <w:highlight w:val="cyan"/>
+        </w:rPr>
         <w:t>['hello', 'world', 'python', 'spark']</w:t>
       </w:r>
     </w:p>
@@ -2678,6 +2710,9 @@
     </w:p>
     <w:p>
       <w:r>
+        <w:rPr>
+          <w:highlight w:val="cyan"/>
+        </w:rPr>
         <w:lastRenderedPageBreak/>
         <w:t>rdd = sc.parallelize([1, 2, 3, 4])</w:t>
       </w:r>
@@ -2704,8 +2739,14 @@
           <w:ilvl w:val="0"/>
           <w:numId w:val="11"/>
         </w:numPr>
-      </w:pPr>
-      <w:r>
+        <w:rPr>
+          <w:highlight w:val="cyan"/>
+        </w:rPr>
+      </w:pPr>
+      <w:r>
+        <w:rPr>
+          <w:highlight w:val="cyan"/>
+        </w:rPr>
         <w:t xml:space="preserve">parallelize() → converts normal Python collection into RDD </w:t>
       </w:r>
     </w:p>

--- a/map() and flatMap().docx
+++ b/map() and flatMap().docx
@@ -3874,6 +3874,1502 @@
       </w:tr>
     </w:tbl>
     <w:p/>
+    <w:p/>
+    <w:p>
+      <w:r>
+        <w:t>+++++++++++++++++++++++++++++++++++++</w:t>
+      </w:r>
+    </w:p>
+    <w:p>
+      <w:pPr>
+        <w:rPr>
+          <w:b/>
+          <w:bCs/>
+          <w:sz w:val="28"/>
+          <w:szCs w:val="28"/>
+        </w:rPr>
+      </w:pPr>
+      <w:r>
+        <w:rPr>
+          <w:b/>
+          <w:bCs/>
+          <w:sz w:val="28"/>
+          <w:szCs w:val="28"/>
+          <w:highlight w:val="cyan"/>
+        </w:rPr>
+        <w:t>Using modern SparkSession (spark) in Databricks, you usually achieve flatMap() behavior using:</w:t>
+      </w:r>
+    </w:p>
+    <w:p>
+      <w:pPr>
+        <w:numPr>
+          <w:ilvl w:val="0"/>
+          <w:numId w:val="12"/>
+        </w:numPr>
+      </w:pPr>
+      <w:r>
+        <w:t xml:space="preserve">explode() </w:t>
+      </w:r>
+    </w:p>
+    <w:p>
+      <w:pPr>
+        <w:numPr>
+          <w:ilvl w:val="0"/>
+          <w:numId w:val="12"/>
+        </w:numPr>
+      </w:pPr>
+      <w:r>
+        <w:t xml:space="preserve">split() </w:t>
+      </w:r>
+    </w:p>
+    <w:p>
+      <w:pPr>
+        <w:numPr>
+          <w:ilvl w:val="0"/>
+          <w:numId w:val="12"/>
+        </w:numPr>
+      </w:pPr>
+      <w:r>
+        <w:t xml:space="preserve">higher-order functions </w:t>
+      </w:r>
+    </w:p>
+    <w:p>
+      <w:pPr>
+        <w:numPr>
+          <w:ilvl w:val="0"/>
+          <w:numId w:val="12"/>
+        </w:numPr>
+      </w:pPr>
+      <w:r>
+        <w:t xml:space="preserve">DataFrame transformations </w:t>
+      </w:r>
+    </w:p>
+    <w:p>
+      <w:r>
+        <w:t>Because modern Spark prefers DataFrames over RDDs.</w:t>
+      </w:r>
+    </w:p>
+    <w:p>
+      <w:pPr>
+        <w:rPr>
+          <w:b/>
+          <w:bCs/>
+        </w:rPr>
+      </w:pPr>
+      <w:r>
+        <w:rPr>
+          <w:b/>
+          <w:bCs/>
+        </w:rPr>
+        <w:t>1. Using explode() (Most Common)</w:t>
+      </w:r>
+    </w:p>
+    <w:p>
+      <w:pPr>
+        <w:rPr>
+          <w:b/>
+          <w:bCs/>
+        </w:rPr>
+      </w:pPr>
+      <w:r>
+        <w:rPr>
+          <w:b/>
+          <w:bCs/>
+        </w:rPr>
+        <w:t>Example Input</w:t>
+      </w:r>
+    </w:p>
+    <w:p>
+      <w:r>
+        <w:lastRenderedPageBreak/>
+        <w:t>data = [</w:t>
+      </w:r>
+      <w:r>
+        <w:br/>
+        <w:t xml:space="preserve">    ("hello world",),</w:t>
+      </w:r>
+      <w:r>
+        <w:br/>
+        <w:t xml:space="preserve">    ("python spark",)</w:t>
+      </w:r>
+      <w:r>
+        <w:br/>
+        <w:t>]</w:t>
+      </w:r>
+    </w:p>
+    <w:p>
+      <w:r>
+        <w:pict w14:anchorId="12BB4761">
+          <v:rect id="_x0000_i1487" style="width:0;height:1.5pt" o:hralign="center" o:hrstd="t" o:hr="t" fillcolor="#a0a0a0" stroked="f"/>
+        </w:pict>
+      </w:r>
+    </w:p>
+    <w:p>
+      <w:pPr>
+        <w:rPr>
+          <w:b/>
+          <w:bCs/>
+        </w:rPr>
+      </w:pPr>
+      <w:r>
+        <w:rPr>
+          <w:b/>
+          <w:bCs/>
+        </w:rPr>
+        <w:t>Create DataFrame</w:t>
+      </w:r>
+    </w:p>
+    <w:p>
+      <w:r>
+        <w:t>df = spark.createDataFrame(data, ["text"])</w:t>
+      </w:r>
+      <w:r>
+        <w:br/>
+      </w:r>
+      <w:r>
+        <w:br/>
+        <w:t>df.show()</w:t>
+      </w:r>
+    </w:p>
+    <w:p>
+      <w:r>
+        <w:t>Output:</w:t>
+      </w:r>
+    </w:p>
+    <w:p>
+      <w:r>
+        <w:t>+-------------+</w:t>
+      </w:r>
+      <w:r>
+        <w:br/>
+        <w:t>|text         |</w:t>
+      </w:r>
+      <w:r>
+        <w:br/>
+        <w:t>+-------------+</w:t>
+      </w:r>
+      <w:r>
+        <w:br/>
+        <w:t>|hello world  |</w:t>
+      </w:r>
+      <w:r>
+        <w:br/>
+        <w:t>|python spark |</w:t>
+      </w:r>
+      <w:r>
+        <w:br/>
+        <w:t>+-------------+</w:t>
+      </w:r>
+    </w:p>
+    <w:p>
+      <w:r>
+        <w:pict w14:anchorId="35AE0B33">
+          <v:rect id="_x0000_i1488" style="width:0;height:1.5pt" o:hralign="center" o:hrstd="t" o:hr="t" fillcolor="#a0a0a0" stroked="f"/>
+        </w:pict>
+      </w:r>
+    </w:p>
+    <w:p>
+      <w:pPr>
+        <w:rPr>
+          <w:b/>
+          <w:bCs/>
+        </w:rPr>
+      </w:pPr>
+      <w:r>
+        <w:rPr>
+          <w:b/>
+          <w:bCs/>
+        </w:rPr>
+        <w:t>Achieve flatMap Behavior</w:t>
+      </w:r>
+    </w:p>
+    <w:p>
+      <w:r>
+        <w:t>from pyspark.sql.functions import split, explode</w:t>
+      </w:r>
+      <w:r>
+        <w:br/>
+      </w:r>
+      <w:r>
+        <w:br/>
+        <w:t>result = df.select(</w:t>
+      </w:r>
+      <w:r>
+        <w:br/>
+        <w:t xml:space="preserve">    explode(</w:t>
+      </w:r>
+      <w:r>
+        <w:br/>
+        <w:t xml:space="preserve">        split(df.text, " ")</w:t>
+      </w:r>
+      <w:r>
+        <w:br/>
+        <w:t xml:space="preserve">    ).alias("word")</w:t>
+      </w:r>
+      <w:r>
+        <w:br/>
+        <w:t>)</w:t>
+      </w:r>
+      <w:r>
+        <w:br/>
+      </w:r>
+      <w:r>
+        <w:br/>
+        <w:t>result.show()</w:t>
+      </w:r>
+    </w:p>
+    <w:p>
+      <w:r>
+        <w:t>Output:</w:t>
+      </w:r>
+    </w:p>
+    <w:p>
+      <w:r>
+        <w:t>+------+</w:t>
+      </w:r>
+      <w:r>
+        <w:br/>
+        <w:t>|word  |</w:t>
+      </w:r>
+      <w:r>
+        <w:br/>
+        <w:t>+------+</w:t>
+      </w:r>
+      <w:r>
+        <w:br/>
+        <w:t>|hello |</w:t>
+      </w:r>
+      <w:r>
+        <w:br/>
+        <w:t>|world |</w:t>
+      </w:r>
+      <w:r>
+        <w:br/>
+        <w:t>|python|</w:t>
+      </w:r>
+      <w:r>
+        <w:br/>
+        <w:t>|spark |</w:t>
+      </w:r>
+      <w:r>
+        <w:br/>
+        <w:t>+------+</w:t>
+      </w:r>
+    </w:p>
+    <w:p>
+      <w:r>
+        <w:lastRenderedPageBreak/>
+        <w:pict w14:anchorId="70F07323">
+          <v:rect id="_x0000_i1489" style="width:0;height:1.5pt" o:hralign="center" o:hrstd="t" o:hr="t" fillcolor="#a0a0a0" stroked="f"/>
+        </w:pict>
+      </w:r>
+    </w:p>
+    <w:p>
+      <w:pPr>
+        <w:rPr>
+          <w:b/>
+          <w:bCs/>
+        </w:rPr>
+      </w:pPr>
+      <w:r>
+        <w:rPr>
+          <w:b/>
+          <w:bCs/>
+        </w:rPr>
+        <w:t>Internal Working</w:t>
+      </w:r>
+    </w:p>
+    <w:p>
+      <w:pPr>
+        <w:rPr>
+          <w:b/>
+          <w:bCs/>
+        </w:rPr>
+      </w:pPr>
+      <w:r>
+        <w:rPr>
+          <w:b/>
+          <w:bCs/>
+        </w:rPr>
+        <w:t>Step 1 — split()</w:t>
+      </w:r>
+    </w:p>
+    <w:p>
+      <w:r>
+        <w:t>split(df.text, " ")</w:t>
+      </w:r>
+    </w:p>
+    <w:p>
+      <w:r>
+        <w:t>Creates array:</w:t>
+      </w:r>
+    </w:p>
+    <w:p>
+      <w:r>
+        <w:t>["hello", "world"]</w:t>
+      </w:r>
+      <w:r>
+        <w:br/>
+        <w:t>["python", "spark"]</w:t>
+      </w:r>
+    </w:p>
+    <w:p>
+      <w:r>
+        <w:pict w14:anchorId="537DF283">
+          <v:rect id="_x0000_i1490" style="width:0;height:1.5pt" o:hralign="center" o:hrstd="t" o:hr="t" fillcolor="#a0a0a0" stroked="f"/>
+        </w:pict>
+      </w:r>
+    </w:p>
+    <w:p>
+      <w:pPr>
+        <w:rPr>
+          <w:b/>
+          <w:bCs/>
+        </w:rPr>
+      </w:pPr>
+      <w:r>
+        <w:rPr>
+          <w:b/>
+          <w:bCs/>
+        </w:rPr>
+        <w:t>Step 2 — explode()</w:t>
+      </w:r>
+    </w:p>
+    <w:p>
+      <w:r>
+        <w:rPr>
+          <w:highlight w:val="cyan"/>
+        </w:rPr>
+        <w:t>explode() flattens array rows.</w:t>
+      </w:r>
+    </w:p>
+    <w:p>
+      <w:r>
+        <w:t>So:</w:t>
+      </w:r>
+    </w:p>
+    <w:p>
+      <w:r>
+        <w:t>["hello", "world"]</w:t>
+      </w:r>
+    </w:p>
+    <w:p>
+      <w:r>
+        <w:t>becomes:</w:t>
+      </w:r>
+    </w:p>
+    <w:p>
+      <w:r>
+        <w:t>hello</w:t>
+      </w:r>
+      <w:r>
+        <w:br/>
+        <w:t>world</w:t>
+      </w:r>
+    </w:p>
+    <w:p>
+      <w:r>
+        <w:pict w14:anchorId="21CD5B8A">
+          <v:rect id="_x0000_i1491" style="width:0;height:1.5pt" o:hralign="center" o:hrstd="t" o:hr="t" fillcolor="#a0a0a0" stroked="f"/>
+        </w:pict>
+      </w:r>
+    </w:p>
+    <w:p>
+      <w:pPr>
+        <w:rPr>
+          <w:b/>
+          <w:bCs/>
+        </w:rPr>
+      </w:pPr>
+      <w:r>
+        <w:rPr>
+          <w:b/>
+          <w:bCs/>
+        </w:rPr>
+        <w:t>This is equivalent to RDD flatMap()</w:t>
+      </w:r>
+    </w:p>
+    <w:p>
+      <w:r>
+        <w:t>RDD version:</w:t>
+      </w:r>
+    </w:p>
+    <w:p>
+      <w:r>
+        <w:t>rdd.flatMap(lambda x: x.split())</w:t>
+      </w:r>
+    </w:p>
+    <w:p>
+      <w:r>
+        <w:t>DataFrame version:</w:t>
+      </w:r>
+    </w:p>
+    <w:p>
+      <w:r>
+        <w:t>explode(split(col, " "))</w:t>
+      </w:r>
+    </w:p>
+    <w:p>
+      <w:r>
+        <w:pict w14:anchorId="5E3D8FB4">
+          <v:rect id="_x0000_i1492" style="width:0;height:1.5pt" o:hralign="center" o:hrstd="t" o:hr="t" fillcolor="#a0a0a0" stroked="f"/>
+        </w:pict>
+      </w:r>
+    </w:p>
+    <w:p>
+      <w:pPr>
+        <w:rPr>
+          <w:b/>
+          <w:bCs/>
+        </w:rPr>
+      </w:pPr>
+      <w:r>
+        <w:rPr>
+          <w:b/>
+          <w:bCs/>
+        </w:rPr>
+        <w:t>Why DataFrame Approach is Preferred?</w:t>
+      </w:r>
+    </w:p>
+    <w:tbl>
+      <w:tblPr>
+        <w:tblStyle w:val="TableGrid"/>
+        <w:tblW w:w="0" w:type="auto"/>
+        <w:tblLook w:val="04A0" w:firstRow="1" w:lastRow="0" w:firstColumn="1" w:lastColumn="0" w:noHBand="0" w:noVBand="1"/>
+      </w:tblPr>
+      <w:tblGrid>
+        <w:gridCol w:w="3180"/>
+        <w:gridCol w:w="2012"/>
+      </w:tblGrid>
+      <w:tr>
+        <w:tc>
+          <w:tcPr>
+            <w:tcW w:w="0" w:type="auto"/>
+            <w:hideMark/>
+          </w:tcPr>
+          <w:p>
+            <w:pPr>
+              <w:spacing w:after="160" w:line="278" w:lineRule="auto"/>
+              <w:rPr>
+                <w:b/>
+                <w:bCs/>
+              </w:rPr>
+            </w:pPr>
+            <w:r>
+              <w:rPr>
+                <w:b/>
+                <w:bCs/>
+              </w:rPr>
+              <w:t>Reason</w:t>
+            </w:r>
+          </w:p>
+        </w:tc>
+        <w:tc>
+          <w:tcPr>
+            <w:tcW w:w="0" w:type="auto"/>
+            <w:hideMark/>
+          </w:tcPr>
+          <w:p>
+            <w:pPr>
+              <w:spacing w:after="160" w:line="278" w:lineRule="auto"/>
+              <w:rPr>
+                <w:b/>
+                <w:bCs/>
+              </w:rPr>
+            </w:pPr>
+            <w:r>
+              <w:rPr>
+                <w:b/>
+                <w:bCs/>
+              </w:rPr>
+              <w:t>Benefit</w:t>
+            </w:r>
+          </w:p>
+        </w:tc>
+      </w:tr>
+      <w:tr>
+        <w:tc>
+          <w:tcPr>
+            <w:tcW w:w="0" w:type="auto"/>
+            <w:hideMark/>
+          </w:tcPr>
+          <w:p>
+            <w:pPr>
+              <w:spacing w:after="160" w:line="278" w:lineRule="auto"/>
+            </w:pPr>
+            <w:r>
+              <w:t>Optimized by Catalyst</w:t>
+            </w:r>
+          </w:p>
+        </w:tc>
+        <w:tc>
+          <w:tcPr>
+            <w:tcW w:w="0" w:type="auto"/>
+            <w:hideMark/>
+          </w:tcPr>
+          <w:p>
+            <w:pPr>
+              <w:spacing w:after="160" w:line="278" w:lineRule="auto"/>
+            </w:pPr>
+            <w:r>
+              <w:t>Faster</w:t>
+            </w:r>
+          </w:p>
+        </w:tc>
+      </w:tr>
+      <w:tr>
+        <w:tc>
+          <w:tcPr>
+            <w:tcW w:w="0" w:type="auto"/>
+            <w:hideMark/>
+          </w:tcPr>
+          <w:p>
+            <w:pPr>
+              <w:spacing w:after="160" w:line="278" w:lineRule="auto"/>
+            </w:pPr>
+            <w:r>
+              <w:t>Better memory management</w:t>
+            </w:r>
+          </w:p>
+        </w:tc>
+        <w:tc>
+          <w:tcPr>
+            <w:tcW w:w="0" w:type="auto"/>
+            <w:hideMark/>
+          </w:tcPr>
+          <w:p>
+            <w:pPr>
+              <w:spacing w:after="160" w:line="278" w:lineRule="auto"/>
+            </w:pPr>
+            <w:r>
+              <w:t>Efficient</w:t>
+            </w:r>
+          </w:p>
+        </w:tc>
+      </w:tr>
+      <w:tr>
+        <w:tc>
+          <w:tcPr>
+            <w:tcW w:w="0" w:type="auto"/>
+            <w:hideMark/>
+          </w:tcPr>
+          <w:p>
+            <w:pPr>
+              <w:spacing w:after="160" w:line="278" w:lineRule="auto"/>
+            </w:pPr>
+            <w:r>
+              <w:t>Tungsten optimization</w:t>
+            </w:r>
+          </w:p>
+        </w:tc>
+        <w:tc>
+          <w:tcPr>
+            <w:tcW w:w="0" w:type="auto"/>
+            <w:hideMark/>
+          </w:tcPr>
+          <w:p>
+            <w:pPr>
+              <w:spacing w:after="160" w:line="278" w:lineRule="auto"/>
+            </w:pPr>
+            <w:r>
+              <w:t>Faster execution</w:t>
+            </w:r>
+          </w:p>
+        </w:tc>
+      </w:tr>
+      <w:tr>
+        <w:tc>
+          <w:tcPr>
+            <w:tcW w:w="0" w:type="auto"/>
+            <w:hideMark/>
+          </w:tcPr>
+          <w:p>
+            <w:pPr>
+              <w:spacing w:after="160" w:line="278" w:lineRule="auto"/>
+            </w:pPr>
+            <w:r>
+              <w:t>Easier SQL integration</w:t>
+            </w:r>
+          </w:p>
+        </w:tc>
+        <w:tc>
+          <w:tcPr>
+            <w:tcW w:w="0" w:type="auto"/>
+            <w:hideMark/>
+          </w:tcPr>
+          <w:p>
+            <w:pPr>
+              <w:spacing w:after="160" w:line="278" w:lineRule="auto"/>
+            </w:pPr>
+            <w:r>
+              <w:t>Production-ready</w:t>
+            </w:r>
+          </w:p>
+        </w:tc>
+      </w:tr>
+    </w:tbl>
+    <w:p>
+      <w:r>
+        <w:lastRenderedPageBreak/>
+        <w:pict w14:anchorId="7ABECCAC">
+          <v:rect id="_x0000_i1493" style="width:0;height:1.5pt" o:hralign="center" o:hrstd="t" o:hr="t" fillcolor="#a0a0a0" stroked="f"/>
+        </w:pict>
+      </w:r>
+    </w:p>
+    <w:p>
+      <w:pPr>
+        <w:rPr>
+          <w:b/>
+          <w:bCs/>
+        </w:rPr>
+      </w:pPr>
+      <w:r>
+        <w:rPr>
+          <w:b/>
+          <w:bCs/>
+        </w:rPr>
+        <w:t>Real-Time Example — CSV Tags</w:t>
+      </w:r>
+    </w:p>
+    <w:p>
+      <w:r>
+        <w:t>Suppose:</w:t>
+      </w:r>
+    </w:p>
+    <w:p>
+      <w:r>
+        <w:t>id | tags</w:t>
+      </w:r>
+      <w:r>
+        <w:br/>
+        <w:t>1  | python,spark,sql</w:t>
+      </w:r>
+      <w:r>
+        <w:br/>
+        <w:t>2  | azure,databricks</w:t>
+      </w:r>
+    </w:p>
+    <w:p>
+      <w:r>
+        <w:pict w14:anchorId="04BECBFD">
+          <v:rect id="_x0000_i1494" style="width:0;height:1.5pt" o:hralign="center" o:hrstd="t" o:hr="t" fillcolor="#a0a0a0" stroked="f"/>
+        </w:pict>
+      </w:r>
+    </w:p>
+    <w:p>
+      <w:pPr>
+        <w:rPr>
+          <w:b/>
+          <w:bCs/>
+        </w:rPr>
+      </w:pPr>
+      <w:r>
+        <w:rPr>
+          <w:b/>
+          <w:bCs/>
+        </w:rPr>
+        <w:t>Code</w:t>
+      </w:r>
+    </w:p>
+    <w:p>
+      <w:r>
+        <w:t>from pyspark.sql.functions import split, explode</w:t>
+      </w:r>
+      <w:r>
+        <w:br/>
+      </w:r>
+      <w:r>
+        <w:br/>
+        <w:t>df = spark.createDataFrame([</w:t>
+      </w:r>
+      <w:r>
+        <w:br/>
+        <w:t xml:space="preserve">    (1, "python,spark,sql"),</w:t>
+      </w:r>
+      <w:r>
+        <w:br/>
+        <w:t xml:space="preserve">    (2, "azure,databricks")</w:t>
+      </w:r>
+      <w:r>
+        <w:br/>
+        <w:t>], ["id", "tags"])</w:t>
+      </w:r>
+      <w:r>
+        <w:br/>
+      </w:r>
+      <w:r>
+        <w:br/>
+        <w:t>result = df.select(</w:t>
+      </w:r>
+      <w:r>
+        <w:br/>
+        <w:t xml:space="preserve">    "id",</w:t>
+      </w:r>
+      <w:r>
+        <w:br/>
+        <w:t xml:space="preserve">    explode(split("tags", ",")).alias("tag")</w:t>
+      </w:r>
+      <w:r>
+        <w:br/>
+        <w:t>)</w:t>
+      </w:r>
+      <w:r>
+        <w:br/>
+      </w:r>
+      <w:r>
+        <w:br/>
+        <w:t>result.show()</w:t>
+      </w:r>
+    </w:p>
+    <w:p>
+      <w:r>
+        <w:pict w14:anchorId="26A452CC">
+          <v:rect id="_x0000_i1495" style="width:0;height:1.5pt" o:hralign="center" o:hrstd="t" o:hr="t" fillcolor="#a0a0a0" stroked="f"/>
+        </w:pict>
+      </w:r>
+    </w:p>
+    <w:p>
+      <w:pPr>
+        <w:rPr>
+          <w:b/>
+          <w:bCs/>
+        </w:rPr>
+      </w:pPr>
+      <w:r>
+        <w:rPr>
+          <w:b/>
+          <w:bCs/>
+        </w:rPr>
+        <w:t>Output</w:t>
+      </w:r>
+    </w:p>
+    <w:p>
+      <w:r>
+        <w:t>+---+-----------+</w:t>
+      </w:r>
+      <w:r>
+        <w:br/>
+        <w:t>|id |tag        |</w:t>
+      </w:r>
+      <w:r>
+        <w:br/>
+        <w:t>+---+-----------+</w:t>
+      </w:r>
+      <w:r>
+        <w:br/>
+        <w:t>|1  |python     |</w:t>
+      </w:r>
+      <w:r>
+        <w:br/>
+        <w:t>|1  |spark      |</w:t>
+      </w:r>
+      <w:r>
+        <w:br/>
+        <w:t>|1  |sql        |</w:t>
+      </w:r>
+      <w:r>
+        <w:br/>
+        <w:t>|2  |azure      |</w:t>
+      </w:r>
+      <w:r>
+        <w:br/>
+        <w:t>|2  |databricks |</w:t>
+      </w:r>
+      <w:r>
+        <w:br/>
+        <w:t>+---+-----------+</w:t>
+      </w:r>
+    </w:p>
+    <w:p>
+      <w:r>
+        <w:pict w14:anchorId="09092432">
+          <v:rect id="_x0000_i1496" style="width:0;height:1.5pt" o:hralign="center" o:hrstd="t" o:hr="t" fillcolor="#a0a0a0" stroked="f"/>
+        </w:pict>
+      </w:r>
+    </w:p>
+    <w:p>
+      <w:pPr>
+        <w:rPr>
+          <w:b/>
+          <w:bCs/>
+        </w:rPr>
+      </w:pPr>
+      <w:r>
+        <w:rPr>
+          <w:b/>
+          <w:bCs/>
+        </w:rPr>
+        <w:t>Difference Between map() and explode()</w:t>
+      </w:r>
+    </w:p>
+    <w:tbl>
+      <w:tblPr>
+        <w:tblStyle w:val="TableGrid"/>
+        <w:tblW w:w="0" w:type="auto"/>
+        <w:tblLook w:val="04A0" w:firstRow="1" w:lastRow="0" w:firstColumn="1" w:lastColumn="0" w:noHBand="0" w:noVBand="1"/>
+      </w:tblPr>
+      <w:tblGrid>
+        <w:gridCol w:w="1154"/>
+        <w:gridCol w:w="1147"/>
+        <w:gridCol w:w="2194"/>
+      </w:tblGrid>
+      <w:tr>
+        <w:tc>
+          <w:tcPr>
+            <w:tcW w:w="0" w:type="auto"/>
+            <w:hideMark/>
+          </w:tcPr>
+          <w:p>
+            <w:pPr>
+              <w:spacing w:after="160" w:line="278" w:lineRule="auto"/>
+              <w:rPr>
+                <w:b/>
+                <w:bCs/>
+              </w:rPr>
+            </w:pPr>
+            <w:r>
+              <w:rPr>
+                <w:b/>
+                <w:bCs/>
+              </w:rPr>
+              <w:lastRenderedPageBreak/>
+              <w:t>Concept</w:t>
+            </w:r>
+          </w:p>
+        </w:tc>
+        <w:tc>
+          <w:tcPr>
+            <w:tcW w:w="0" w:type="auto"/>
+            <w:hideMark/>
+          </w:tcPr>
+          <w:p>
+            <w:pPr>
+              <w:spacing w:after="160" w:line="278" w:lineRule="auto"/>
+              <w:rPr>
+                <w:b/>
+                <w:bCs/>
+              </w:rPr>
+            </w:pPr>
+            <w:r>
+              <w:rPr>
+                <w:b/>
+                <w:bCs/>
+              </w:rPr>
+              <w:t>RDD</w:t>
+            </w:r>
+          </w:p>
+        </w:tc>
+        <w:tc>
+          <w:tcPr>
+            <w:tcW w:w="0" w:type="auto"/>
+            <w:hideMark/>
+          </w:tcPr>
+          <w:p>
+            <w:pPr>
+              <w:spacing w:after="160" w:line="278" w:lineRule="auto"/>
+              <w:rPr>
+                <w:b/>
+                <w:bCs/>
+              </w:rPr>
+            </w:pPr>
+            <w:r>
+              <w:rPr>
+                <w:b/>
+                <w:bCs/>
+              </w:rPr>
+              <w:t>DataFrame</w:t>
+            </w:r>
+          </w:p>
+        </w:tc>
+      </w:tr>
+      <w:tr>
+        <w:tc>
+          <w:tcPr>
+            <w:tcW w:w="0" w:type="auto"/>
+            <w:hideMark/>
+          </w:tcPr>
+          <w:p>
+            <w:pPr>
+              <w:spacing w:after="160" w:line="278" w:lineRule="auto"/>
+            </w:pPr>
+            <w:r>
+              <w:t>map</w:t>
+            </w:r>
+          </w:p>
+        </w:tc>
+        <w:tc>
+          <w:tcPr>
+            <w:tcW w:w="0" w:type="auto"/>
+            <w:hideMark/>
+          </w:tcPr>
+          <w:p>
+            <w:pPr>
+              <w:spacing w:after="160" w:line="278" w:lineRule="auto"/>
+            </w:pPr>
+            <w:r>
+              <w:t>map()</w:t>
+            </w:r>
+          </w:p>
+        </w:tc>
+        <w:tc>
+          <w:tcPr>
+            <w:tcW w:w="0" w:type="auto"/>
+            <w:hideMark/>
+          </w:tcPr>
+          <w:p>
+            <w:pPr>
+              <w:spacing w:after="160" w:line="278" w:lineRule="auto"/>
+            </w:pPr>
+            <w:r>
+              <w:t>withColumn/select</w:t>
+            </w:r>
+          </w:p>
+        </w:tc>
+      </w:tr>
+      <w:tr>
+        <w:tc>
+          <w:tcPr>
+            <w:tcW w:w="0" w:type="auto"/>
+            <w:hideMark/>
+          </w:tcPr>
+          <w:p>
+            <w:pPr>
+              <w:spacing w:after="160" w:line="278" w:lineRule="auto"/>
+            </w:pPr>
+            <w:r>
+              <w:t>flatMap</w:t>
+            </w:r>
+          </w:p>
+        </w:tc>
+        <w:tc>
+          <w:tcPr>
+            <w:tcW w:w="0" w:type="auto"/>
+            <w:hideMark/>
+          </w:tcPr>
+          <w:p>
+            <w:pPr>
+              <w:spacing w:after="160" w:line="278" w:lineRule="auto"/>
+            </w:pPr>
+            <w:r>
+              <w:t>flatMap()</w:t>
+            </w:r>
+          </w:p>
+        </w:tc>
+        <w:tc>
+          <w:tcPr>
+            <w:tcW w:w="0" w:type="auto"/>
+            <w:hideMark/>
+          </w:tcPr>
+          <w:p>
+            <w:pPr>
+              <w:spacing w:after="160" w:line="278" w:lineRule="auto"/>
+            </w:pPr>
+            <w:r>
+              <w:t>explode()</w:t>
+            </w:r>
+          </w:p>
+        </w:tc>
+      </w:tr>
+    </w:tbl>
+    <w:p>
+      <w:r>
+        <w:pict w14:anchorId="3EBE3B9A">
+          <v:rect id="_x0000_i1497" style="width:0;height:1.5pt" o:hralign="center" o:hrstd="t" o:hr="t" fillcolor="#a0a0a0" stroked="f"/>
+        </w:pict>
+      </w:r>
+    </w:p>
+    <w:p>
+      <w:pPr>
+        <w:rPr>
+          <w:b/>
+          <w:bCs/>
+        </w:rPr>
+      </w:pPr>
+      <w:r>
+        <w:rPr>
+          <w:b/>
+          <w:bCs/>
+        </w:rPr>
+        <w:t>Another Example Using Arrays</w:t>
+      </w:r>
+    </w:p>
+    <w:p>
+      <w:r>
+        <w:pict w14:anchorId="23014795">
+          <v:rect id="_x0000_i1498" style="width:0;height:1.5pt" o:hralign="center" o:hrstd="t" o:hr="t" fillcolor="#a0a0a0" stroked="f"/>
+        </w:pict>
+      </w:r>
+    </w:p>
+    <w:p>
+      <w:pPr>
+        <w:rPr>
+          <w:b/>
+          <w:bCs/>
+        </w:rPr>
+      </w:pPr>
+      <w:r>
+        <w:rPr>
+          <w:b/>
+          <w:bCs/>
+        </w:rPr>
+        <w:t>Input</w:t>
+      </w:r>
+    </w:p>
+    <w:p>
+      <w:r>
+        <w:t>data = [</w:t>
+      </w:r>
+      <w:r>
+        <w:br/>
+        <w:t xml:space="preserve">    (1, ["a", "b"]),</w:t>
+      </w:r>
+      <w:r>
+        <w:br/>
+        <w:t xml:space="preserve">    (2, ["c", "d"])</w:t>
+      </w:r>
+      <w:r>
+        <w:br/>
+        <w:t>]</w:t>
+      </w:r>
+    </w:p>
+    <w:p>
+      <w:r>
+        <w:pict w14:anchorId="0323E14B">
+          <v:rect id="_x0000_i1499" style="width:0;height:1.5pt" o:hralign="center" o:hrstd="t" o:hr="t" fillcolor="#a0a0a0" stroked="f"/>
+        </w:pict>
+      </w:r>
+    </w:p>
+    <w:p>
+      <w:pPr>
+        <w:rPr>
+          <w:b/>
+          <w:bCs/>
+        </w:rPr>
+      </w:pPr>
+      <w:r>
+        <w:rPr>
+          <w:b/>
+          <w:bCs/>
+        </w:rPr>
+        <w:t>Code</w:t>
+      </w:r>
+    </w:p>
+    <w:p>
+      <w:r>
+        <w:t>from pyspark.sql.functions import explode</w:t>
+      </w:r>
+      <w:r>
+        <w:br/>
+      </w:r>
+      <w:r>
+        <w:br/>
+        <w:t>df = spark.createDataFrame(data, ["id", "letters"])</w:t>
+      </w:r>
+      <w:r>
+        <w:br/>
+      </w:r>
+      <w:r>
+        <w:br/>
+        <w:t>result = df.select(</w:t>
+      </w:r>
+      <w:r>
+        <w:br/>
+        <w:t xml:space="preserve">    "id",</w:t>
+      </w:r>
+      <w:r>
+        <w:br/>
+        <w:t xml:space="preserve">    explode("letters").alias("letter")</w:t>
+      </w:r>
+      <w:r>
+        <w:br/>
+        <w:t>)</w:t>
+      </w:r>
+      <w:r>
+        <w:br/>
+      </w:r>
+      <w:r>
+        <w:br/>
+        <w:t>result.show()</w:t>
+      </w:r>
+    </w:p>
+    <w:p>
+      <w:r>
+        <w:pict w14:anchorId="1286BCA3">
+          <v:rect id="_x0000_i1500" style="width:0;height:1.5pt" o:hralign="center" o:hrstd="t" o:hr="t" fillcolor="#a0a0a0" stroked="f"/>
+        </w:pict>
+      </w:r>
+    </w:p>
+    <w:p>
+      <w:pPr>
+        <w:rPr>
+          <w:b/>
+          <w:bCs/>
+        </w:rPr>
+      </w:pPr>
+      <w:r>
+        <w:rPr>
+          <w:b/>
+          <w:bCs/>
+        </w:rPr>
+        <w:t>Output</w:t>
+      </w:r>
+    </w:p>
+    <w:p>
+      <w:r>
+        <w:t>+---+------+</w:t>
+      </w:r>
+      <w:r>
+        <w:br/>
+        <w:t>|id |letter|</w:t>
+      </w:r>
+      <w:r>
+        <w:br/>
+        <w:t>+---+------+</w:t>
+      </w:r>
+      <w:r>
+        <w:br/>
+        <w:t>|1  |a     |</w:t>
+      </w:r>
+      <w:r>
+        <w:br/>
+        <w:t>|1  |b     |</w:t>
+      </w:r>
+      <w:r>
+        <w:br/>
+        <w:t>|2  |c     |</w:t>
+      </w:r>
+      <w:r>
+        <w:br/>
+        <w:t>|2  |d     |</w:t>
+      </w:r>
+      <w:r>
+        <w:br/>
+        <w:t>+---+------+</w:t>
+      </w:r>
+    </w:p>
+    <w:p>
+      <w:r>
+        <w:pict w14:anchorId="55FF6A25">
+          <v:rect id="_x0000_i1501" style="width:0;height:1.5pt" o:hralign="center" o:hrstd="t" o:hr="t" fillcolor="#a0a0a0" stroked="f"/>
+        </w:pict>
+      </w:r>
+    </w:p>
+    <w:p>
+      <w:pPr>
+        <w:rPr>
+          <w:b/>
+          <w:bCs/>
+        </w:rPr>
+      </w:pPr>
+      <w:r>
+        <w:rPr>
+          <w:b/>
+          <w:bCs/>
+        </w:rPr>
+        <w:lastRenderedPageBreak/>
+        <w:t>Important Interview Question</w:t>
+      </w:r>
+    </w:p>
+    <w:p>
+      <w:pPr>
+        <w:rPr>
+          <w:b/>
+          <w:bCs/>
+        </w:rPr>
+      </w:pPr>
+      <w:r>
+        <w:rPr>
+          <w:b/>
+          <w:bCs/>
+        </w:rPr>
+        <w:t>Q. Why use explode() instead of flatMap() in Spark DataFrames?</w:t>
+      </w:r>
+    </w:p>
+    <w:p>
+      <w:r>
+        <w:t>Because:</w:t>
+      </w:r>
+    </w:p>
+    <w:p>
+      <w:pPr>
+        <w:numPr>
+          <w:ilvl w:val="0"/>
+          <w:numId w:val="13"/>
+        </w:numPr>
+      </w:pPr>
+      <w:r>
+        <w:t xml:space="preserve">DataFrames are optimized </w:t>
+      </w:r>
+    </w:p>
+    <w:p>
+      <w:pPr>
+        <w:numPr>
+          <w:ilvl w:val="0"/>
+          <w:numId w:val="13"/>
+        </w:numPr>
+      </w:pPr>
+      <w:r>
+        <w:t xml:space="preserve">explode() works on array/map columns </w:t>
+      </w:r>
+    </w:p>
+    <w:p>
+      <w:pPr>
+        <w:numPr>
+          <w:ilvl w:val="0"/>
+          <w:numId w:val="13"/>
+        </w:numPr>
+      </w:pPr>
+      <w:r>
+        <w:t xml:space="preserve">Better performance than RDD transformations </w:t>
+      </w:r>
+    </w:p>
+    <w:p>
+      <w:r>
+        <w:pict w14:anchorId="4297EF5F">
+          <v:rect id="_x0000_i1502" style="width:0;height:1.5pt" o:hralign="center" o:hrstd="t" o:hr="t" fillcolor="#a0a0a0" stroked="f"/>
+        </w:pict>
+      </w:r>
+    </w:p>
+    <w:p>
+      <w:pPr>
+        <w:rPr>
+          <w:b/>
+          <w:bCs/>
+        </w:rPr>
+      </w:pPr>
+      <w:r>
+        <w:rPr>
+          <w:b/>
+          <w:bCs/>
+        </w:rPr>
+        <w:t>Summary</w:t>
+      </w:r>
+    </w:p>
+    <w:tbl>
+      <w:tblPr>
+        <w:tblStyle w:val="TableGrid"/>
+        <w:tblW w:w="0" w:type="auto"/>
+        <w:tblLook w:val="04A0" w:firstRow="1" w:lastRow="0" w:firstColumn="1" w:lastColumn="0" w:noHBand="0" w:noVBand="1"/>
+      </w:tblPr>
+      <w:tblGrid>
+        <w:gridCol w:w="1814"/>
+        <w:gridCol w:w="2528"/>
+      </w:tblGrid>
+      <w:tr>
+        <w:tc>
+          <w:tcPr>
+            <w:tcW w:w="0" w:type="auto"/>
+            <w:hideMark/>
+          </w:tcPr>
+          <w:p>
+            <w:pPr>
+              <w:spacing w:after="160" w:line="278" w:lineRule="auto"/>
+              <w:rPr>
+                <w:b/>
+                <w:bCs/>
+              </w:rPr>
+            </w:pPr>
+            <w:r>
+              <w:rPr>
+                <w:b/>
+                <w:bCs/>
+              </w:rPr>
+              <w:t>RDD Approach</w:t>
+            </w:r>
+          </w:p>
+        </w:tc>
+        <w:tc>
+          <w:tcPr>
+            <w:tcW w:w="0" w:type="auto"/>
+            <w:hideMark/>
+          </w:tcPr>
+          <w:p>
+            <w:pPr>
+              <w:spacing w:after="160" w:line="278" w:lineRule="auto"/>
+              <w:rPr>
+                <w:b/>
+                <w:bCs/>
+              </w:rPr>
+            </w:pPr>
+            <w:r>
+              <w:rPr>
+                <w:b/>
+                <w:bCs/>
+              </w:rPr>
+              <w:t>DataFrame Approach</w:t>
+            </w:r>
+          </w:p>
+        </w:tc>
+      </w:tr>
+      <w:tr>
+        <w:tc>
+          <w:tcPr>
+            <w:tcW w:w="0" w:type="auto"/>
+            <w:hideMark/>
+          </w:tcPr>
+          <w:p>
+            <w:pPr>
+              <w:spacing w:after="160" w:line="278" w:lineRule="auto"/>
+            </w:pPr>
+            <w:r>
+              <w:t>flatMap()</w:t>
+            </w:r>
+          </w:p>
+        </w:tc>
+        <w:tc>
+          <w:tcPr>
+            <w:tcW w:w="0" w:type="auto"/>
+            <w:hideMark/>
+          </w:tcPr>
+          <w:p>
+            <w:pPr>
+              <w:spacing w:after="160" w:line="278" w:lineRule="auto"/>
+            </w:pPr>
+            <w:r>
+              <w:t>explode()</w:t>
+            </w:r>
+          </w:p>
+        </w:tc>
+      </w:tr>
+      <w:tr>
+        <w:tc>
+          <w:tcPr>
+            <w:tcW w:w="0" w:type="auto"/>
+            <w:hideMark/>
+          </w:tcPr>
+          <w:p>
+            <w:pPr>
+              <w:spacing w:after="160" w:line="278" w:lineRule="auto"/>
+            </w:pPr>
+            <w:r>
+              <w:t>RDD-based</w:t>
+            </w:r>
+          </w:p>
+        </w:tc>
+        <w:tc>
+          <w:tcPr>
+            <w:tcW w:w="0" w:type="auto"/>
+            <w:hideMark/>
+          </w:tcPr>
+          <w:p>
+            <w:pPr>
+              <w:spacing w:after="160" w:line="278" w:lineRule="auto"/>
+            </w:pPr>
+            <w:r>
+              <w:t>DataFrame-based</w:t>
+            </w:r>
+          </w:p>
+        </w:tc>
+      </w:tr>
+      <w:tr>
+        <w:tc>
+          <w:tcPr>
+            <w:tcW w:w="0" w:type="auto"/>
+            <w:hideMark/>
+          </w:tcPr>
+          <w:p>
+            <w:pPr>
+              <w:spacing w:after="160" w:line="278" w:lineRule="auto"/>
+            </w:pPr>
+            <w:r>
+              <w:t>Lower-level</w:t>
+            </w:r>
+          </w:p>
+        </w:tc>
+        <w:tc>
+          <w:tcPr>
+            <w:tcW w:w="0" w:type="auto"/>
+            <w:hideMark/>
+          </w:tcPr>
+          <w:p>
+            <w:pPr>
+              <w:spacing w:after="160" w:line="278" w:lineRule="auto"/>
+            </w:pPr>
+            <w:r>
+              <w:t>Higher-level</w:t>
+            </w:r>
+          </w:p>
+        </w:tc>
+      </w:tr>
+      <w:tr>
+        <w:tc>
+          <w:tcPr>
+            <w:tcW w:w="0" w:type="auto"/>
+            <w:hideMark/>
+          </w:tcPr>
+          <w:p>
+            <w:pPr>
+              <w:spacing w:after="160" w:line="278" w:lineRule="auto"/>
+            </w:pPr>
+            <w:r>
+              <w:t>Less optimized</w:t>
+            </w:r>
+          </w:p>
+        </w:tc>
+        <w:tc>
+          <w:tcPr>
+            <w:tcW w:w="0" w:type="auto"/>
+            <w:hideMark/>
+          </w:tcPr>
+          <w:p>
+            <w:pPr>
+              <w:spacing w:after="160" w:line="278" w:lineRule="auto"/>
+            </w:pPr>
+            <w:r>
+              <w:t>Highly optimized</w:t>
+            </w:r>
+          </w:p>
+        </w:tc>
+      </w:tr>
+    </w:tbl>
+    <w:p>
+      <w:r>
+        <w:pict w14:anchorId="59C6F8DC">
+          <v:rect id="_x0000_i1503" style="width:0;height:1.5pt" o:hralign="center" o:hrstd="t" o:hr="t" fillcolor="#a0a0a0" stroked="f"/>
+        </w:pict>
+      </w:r>
+    </w:p>
+    <w:p>
+      <w:pPr>
+        <w:rPr>
+          <w:b/>
+          <w:bCs/>
+        </w:rPr>
+      </w:pPr>
+      <w:r>
+        <w:rPr>
+          <w:b/>
+          <w:bCs/>
+        </w:rPr>
+        <w:t>Most Common Pattern in Databricks</w:t>
+      </w:r>
+    </w:p>
+    <w:p>
+      <w:r>
+        <w:t>from pyspark.sql.functions import split, explode</w:t>
+      </w:r>
+      <w:r>
+        <w:br/>
+      </w:r>
+      <w:r>
+        <w:br/>
+        <w:t>df.select(</w:t>
+      </w:r>
+      <w:r>
+        <w:br/>
+        <w:t xml:space="preserve">    explode(split("column_name", ","))</w:t>
+      </w:r>
+      <w:r>
+        <w:br/>
+        <w:t>)</w:t>
+      </w:r>
+    </w:p>
+    <w:p>
+      <w:r>
+        <w:t>This is the modern equivalent of flatMap() in Databricks.</w:t>
+      </w:r>
+    </w:p>
+    <w:p/>
     <w:sectPr>
       <w:pgSz w:w="11906" w:h="16838"/>
       <w:pgMar w:top="1440" w:right="1440" w:bottom="1440" w:left="1440" w:header="708" w:footer="708" w:gutter="0"/>
@@ -4632,6 +6128,155 @@
     </w:lvl>
   </w:abstractNum>
   <w:abstractNum w:abstractNumId="5" w15:restartNumberingAfterBreak="0">
+    <w:nsid w:val="2A7E54E9"/>
+    <w:multiLevelType w:val="multilevel"/>
+    <w:tmpl w:val="4C7A57E0"/>
+    <w:lvl w:ilvl="0">
+      <w:start w:val="1"/>
+      <w:numFmt w:val="bullet"/>
+      <w:lvlText w:val=""/>
+      <w:lvlJc w:val="left"/>
+      <w:pPr>
+        <w:tabs>
+          <w:tab w:val="num" w:pos="720"/>
+        </w:tabs>
+        <w:ind w:left="720" w:hanging="360"/>
+      </w:pPr>
+      <w:rPr>
+        <w:rFonts w:ascii="Symbol" w:hAnsi="Symbol" w:hint="default"/>
+        <w:sz w:val="20"/>
+      </w:rPr>
+    </w:lvl>
+    <w:lvl w:ilvl="1" w:tentative="1">
+      <w:start w:val="1"/>
+      <w:numFmt w:val="bullet"/>
+      <w:lvlText w:val="o"/>
+      <w:lvlJc w:val="left"/>
+      <w:pPr>
+        <w:tabs>
+          <w:tab w:val="num" w:pos="1440"/>
+        </w:tabs>
+        <w:ind w:left="1440" w:hanging="360"/>
+      </w:pPr>
+      <w:rPr>
+        <w:rFonts w:ascii="Courier New" w:hAnsi="Courier New" w:hint="default"/>
+        <w:sz w:val="20"/>
+      </w:rPr>
+    </w:lvl>
+    <w:lvl w:ilvl="2" w:tentative="1">
+      <w:start w:val="1"/>
+      <w:numFmt w:val="bullet"/>
+      <w:lvlText w:val=""/>
+      <w:lvlJc w:val="left"/>
+      <w:pPr>
+        <w:tabs>
+          <w:tab w:val="num" w:pos="2160"/>
+        </w:tabs>
+        <w:ind w:left="2160" w:hanging="360"/>
+      </w:pPr>
+      <w:rPr>
+        <w:rFonts w:ascii="Wingdings" w:hAnsi="Wingdings" w:hint="default"/>
+        <w:sz w:val="20"/>
+      </w:rPr>
+    </w:lvl>
+    <w:lvl w:ilvl="3" w:tentative="1">
+      <w:start w:val="1"/>
+      <w:numFmt w:val="bullet"/>
+      <w:lvlText w:val=""/>
+      <w:lvlJc w:val="left"/>
+      <w:pPr>
+        <w:tabs>
+          <w:tab w:val="num" w:pos="2880"/>
+        </w:tabs>
+        <w:ind w:left="2880" w:hanging="360"/>
+      </w:pPr>
+      <w:rPr>
+        <w:rFonts w:ascii="Wingdings" w:hAnsi="Wingdings" w:hint="default"/>
+        <w:sz w:val="20"/>
+      </w:rPr>
+    </w:lvl>
+    <w:lvl w:ilvl="4" w:tentative="1">
+      <w:start w:val="1"/>
+      <w:numFmt w:val="bullet"/>
+      <w:lvlText w:val=""/>
+      <w:lvlJc w:val="left"/>
+      <w:pPr>
+        <w:tabs>
+          <w:tab w:val="num" w:pos="3600"/>
+        </w:tabs>
+        <w:ind w:left="3600" w:hanging="360"/>
+      </w:pPr>
+      <w:rPr>
+        <w:rFonts w:ascii="Wingdings" w:hAnsi="Wingdings" w:hint="default"/>
+        <w:sz w:val="20"/>
+      </w:rPr>
+    </w:lvl>
+    <w:lvl w:ilvl="5" w:tentative="1">
+      <w:start w:val="1"/>
+      <w:numFmt w:val="bullet"/>
+      <w:lvlText w:val=""/>
+      <w:lvlJc w:val="left"/>
+      <w:pPr>
+        <w:tabs>
+          <w:tab w:val="num" w:pos="4320"/>
+        </w:tabs>
+        <w:ind w:left="4320" w:hanging="360"/>
+      </w:pPr>
+      <w:rPr>
+        <w:rFonts w:ascii="Wingdings" w:hAnsi="Wingdings" w:hint="default"/>
+        <w:sz w:val="20"/>
+      </w:rPr>
+    </w:lvl>
+    <w:lvl w:ilvl="6" w:tentative="1">
+      <w:start w:val="1"/>
+      <w:numFmt w:val="bullet"/>
+      <w:lvlText w:val=""/>
+      <w:lvlJc w:val="left"/>
+      <w:pPr>
+        <w:tabs>
+          <w:tab w:val="num" w:pos="5040"/>
+        </w:tabs>
+        <w:ind w:left="5040" w:hanging="360"/>
+      </w:pPr>
+      <w:rPr>
+        <w:rFonts w:ascii="Wingdings" w:hAnsi="Wingdings" w:hint="default"/>
+        <w:sz w:val="20"/>
+      </w:rPr>
+    </w:lvl>
+    <w:lvl w:ilvl="7" w:tentative="1">
+      <w:start w:val="1"/>
+      <w:numFmt w:val="bullet"/>
+      <w:lvlText w:val=""/>
+      <w:lvlJc w:val="left"/>
+      <w:pPr>
+        <w:tabs>
+          <w:tab w:val="num" w:pos="5760"/>
+        </w:tabs>
+        <w:ind w:left="5760" w:hanging="360"/>
+      </w:pPr>
+      <w:rPr>
+        <w:rFonts w:ascii="Wingdings" w:hAnsi="Wingdings" w:hint="default"/>
+        <w:sz w:val="20"/>
+      </w:rPr>
+    </w:lvl>
+    <w:lvl w:ilvl="8" w:tentative="1">
+      <w:start w:val="1"/>
+      <w:numFmt w:val="bullet"/>
+      <w:lvlText w:val=""/>
+      <w:lvlJc w:val="left"/>
+      <w:pPr>
+        <w:tabs>
+          <w:tab w:val="num" w:pos="6480"/>
+        </w:tabs>
+        <w:ind w:left="6480" w:hanging="360"/>
+      </w:pPr>
+      <w:rPr>
+        <w:rFonts w:ascii="Wingdings" w:hAnsi="Wingdings" w:hint="default"/>
+        <w:sz w:val="20"/>
+      </w:rPr>
+    </w:lvl>
+  </w:abstractNum>
+  <w:abstractNum w:abstractNumId="6" w15:restartNumberingAfterBreak="0">
     <w:nsid w:val="40BA6F9F"/>
     <w:multiLevelType w:val="multilevel"/>
     <w:tmpl w:val="04823188"/>
@@ -4780,7 +6425,7 @@
       </w:rPr>
     </w:lvl>
   </w:abstractNum>
-  <w:abstractNum w:abstractNumId="6" w15:restartNumberingAfterBreak="0">
+  <w:abstractNum w:abstractNumId="7" w15:restartNumberingAfterBreak="0">
     <w:nsid w:val="4CA508B9"/>
     <w:multiLevelType w:val="multilevel"/>
     <w:tmpl w:val="A82658FC"/>
@@ -4893,7 +6538,7 @@
       </w:pPr>
     </w:lvl>
   </w:abstractNum>
-  <w:abstractNum w:abstractNumId="7" w15:restartNumberingAfterBreak="0">
+  <w:abstractNum w:abstractNumId="8" w15:restartNumberingAfterBreak="0">
     <w:nsid w:val="672E2C00"/>
     <w:multiLevelType w:val="multilevel"/>
     <w:tmpl w:val="66BCCF9A"/>
@@ -5042,7 +6687,7 @@
       </w:rPr>
     </w:lvl>
   </w:abstractNum>
-  <w:abstractNum w:abstractNumId="8" w15:restartNumberingAfterBreak="0">
+  <w:abstractNum w:abstractNumId="9" w15:restartNumberingAfterBreak="0">
     <w:nsid w:val="67BB300E"/>
     <w:multiLevelType w:val="multilevel"/>
     <w:tmpl w:val="808CE160"/>
@@ -5191,7 +6836,156 @@
       </w:rPr>
     </w:lvl>
   </w:abstractNum>
-  <w:abstractNum w:abstractNumId="9" w15:restartNumberingAfterBreak="0">
+  <w:abstractNum w:abstractNumId="10" w15:restartNumberingAfterBreak="0">
+    <w:nsid w:val="6BF13CD7"/>
+    <w:multiLevelType w:val="multilevel"/>
+    <w:tmpl w:val="8A3E01E2"/>
+    <w:lvl w:ilvl="0">
+      <w:start w:val="1"/>
+      <w:numFmt w:val="bullet"/>
+      <w:lvlText w:val=""/>
+      <w:lvlJc w:val="left"/>
+      <w:pPr>
+        <w:tabs>
+          <w:tab w:val="num" w:pos="720"/>
+        </w:tabs>
+        <w:ind w:left="720" w:hanging="360"/>
+      </w:pPr>
+      <w:rPr>
+        <w:rFonts w:ascii="Symbol" w:hAnsi="Symbol" w:hint="default"/>
+        <w:sz w:val="20"/>
+      </w:rPr>
+    </w:lvl>
+    <w:lvl w:ilvl="1" w:tentative="1">
+      <w:start w:val="1"/>
+      <w:numFmt w:val="bullet"/>
+      <w:lvlText w:val="o"/>
+      <w:lvlJc w:val="left"/>
+      <w:pPr>
+        <w:tabs>
+          <w:tab w:val="num" w:pos="1440"/>
+        </w:tabs>
+        <w:ind w:left="1440" w:hanging="360"/>
+      </w:pPr>
+      <w:rPr>
+        <w:rFonts w:ascii="Courier New" w:hAnsi="Courier New" w:hint="default"/>
+        <w:sz w:val="20"/>
+      </w:rPr>
+    </w:lvl>
+    <w:lvl w:ilvl="2" w:tentative="1">
+      <w:start w:val="1"/>
+      <w:numFmt w:val="bullet"/>
+      <w:lvlText w:val=""/>
+      <w:lvlJc w:val="left"/>
+      <w:pPr>
+        <w:tabs>
+          <w:tab w:val="num" w:pos="2160"/>
+        </w:tabs>
+        <w:ind w:left="2160" w:hanging="360"/>
+      </w:pPr>
+      <w:rPr>
+        <w:rFonts w:ascii="Wingdings" w:hAnsi="Wingdings" w:hint="default"/>
+        <w:sz w:val="20"/>
+      </w:rPr>
+    </w:lvl>
+    <w:lvl w:ilvl="3" w:tentative="1">
+      <w:start w:val="1"/>
+      <w:numFmt w:val="bullet"/>
+      <w:lvlText w:val=""/>
+      <w:lvlJc w:val="left"/>
+      <w:pPr>
+        <w:tabs>
+          <w:tab w:val="num" w:pos="2880"/>
+        </w:tabs>
+        <w:ind w:left="2880" w:hanging="360"/>
+      </w:pPr>
+      <w:rPr>
+        <w:rFonts w:ascii="Wingdings" w:hAnsi="Wingdings" w:hint="default"/>
+        <w:sz w:val="20"/>
+      </w:rPr>
+    </w:lvl>
+    <w:lvl w:ilvl="4" w:tentative="1">
+      <w:start w:val="1"/>
+      <w:numFmt w:val="bullet"/>
+      <w:lvlText w:val=""/>
+      <w:lvlJc w:val="left"/>
+      <w:pPr>
+        <w:tabs>
+          <w:tab w:val="num" w:pos="3600"/>
+        </w:tabs>
+        <w:ind w:left="3600" w:hanging="360"/>
+      </w:pPr>
+      <w:rPr>
+        <w:rFonts w:ascii="Wingdings" w:hAnsi="Wingdings" w:hint="default"/>
+        <w:sz w:val="20"/>
+      </w:rPr>
+    </w:lvl>
+    <w:lvl w:ilvl="5" w:tentative="1">
+      <w:start w:val="1"/>
+      <w:numFmt w:val="bullet"/>
+      <w:lvlText w:val=""/>
+      <w:lvlJc w:val="left"/>
+      <w:pPr>
+        <w:tabs>
+          <w:tab w:val="num" w:pos="4320"/>
+        </w:tabs>
+        <w:ind w:left="4320" w:hanging="360"/>
+      </w:pPr>
+      <w:rPr>
+        <w:rFonts w:ascii="Wingdings" w:hAnsi="Wingdings" w:hint="default"/>
+        <w:sz w:val="20"/>
+      </w:rPr>
+    </w:lvl>
+    <w:lvl w:ilvl="6" w:tentative="1">
+      <w:start w:val="1"/>
+      <w:numFmt w:val="bullet"/>
+      <w:lvlText w:val=""/>
+      <w:lvlJc w:val="left"/>
+      <w:pPr>
+        <w:tabs>
+          <w:tab w:val="num" w:pos="5040"/>
+        </w:tabs>
+        <w:ind w:left="5040" w:hanging="360"/>
+      </w:pPr>
+      <w:rPr>
+        <w:rFonts w:ascii="Wingdings" w:hAnsi="Wingdings" w:hint="default"/>
+        <w:sz w:val="20"/>
+      </w:rPr>
+    </w:lvl>
+    <w:lvl w:ilvl="7" w:tentative="1">
+      <w:start w:val="1"/>
+      <w:numFmt w:val="bullet"/>
+      <w:lvlText w:val=""/>
+      <w:lvlJc w:val="left"/>
+      <w:pPr>
+        <w:tabs>
+          <w:tab w:val="num" w:pos="5760"/>
+        </w:tabs>
+        <w:ind w:left="5760" w:hanging="360"/>
+      </w:pPr>
+      <w:rPr>
+        <w:rFonts w:ascii="Wingdings" w:hAnsi="Wingdings" w:hint="default"/>
+        <w:sz w:val="20"/>
+      </w:rPr>
+    </w:lvl>
+    <w:lvl w:ilvl="8" w:tentative="1">
+      <w:start w:val="1"/>
+      <w:numFmt w:val="bullet"/>
+      <w:lvlText w:val=""/>
+      <w:lvlJc w:val="left"/>
+      <w:pPr>
+        <w:tabs>
+          <w:tab w:val="num" w:pos="6480"/>
+        </w:tabs>
+        <w:ind w:left="6480" w:hanging="360"/>
+      </w:pPr>
+      <w:rPr>
+        <w:rFonts w:ascii="Wingdings" w:hAnsi="Wingdings" w:hint="default"/>
+        <w:sz w:val="20"/>
+      </w:rPr>
+    </w:lvl>
+  </w:abstractNum>
+  <w:abstractNum w:abstractNumId="11" w15:restartNumberingAfterBreak="0">
     <w:nsid w:val="6C042B69"/>
     <w:multiLevelType w:val="multilevel"/>
     <w:tmpl w:val="250EEC9A"/>
@@ -5304,7 +7098,7 @@
       </w:pPr>
     </w:lvl>
   </w:abstractNum>
-  <w:abstractNum w:abstractNumId="10" w15:restartNumberingAfterBreak="0">
+  <w:abstractNum w:abstractNumId="12" w15:restartNumberingAfterBreak="0">
     <w:nsid w:val="7DC24A01"/>
     <w:multiLevelType w:val="multilevel"/>
     <w:tmpl w:val="B3F2CD20"/>
@@ -5457,13 +7251,13 @@
     <w:abstractNumId w:val="3"/>
   </w:num>
   <w:num w:numId="2" w16cid:durableId="349798222">
-    <w:abstractNumId w:val="6"/>
+    <w:abstractNumId w:val="7"/>
   </w:num>
   <w:num w:numId="3" w16cid:durableId="1157377756">
-    <w:abstractNumId w:val="9"/>
+    <w:abstractNumId w:val="11"/>
   </w:num>
   <w:num w:numId="4" w16cid:durableId="1760787537">
-    <w:abstractNumId w:val="7"/>
+    <w:abstractNumId w:val="8"/>
   </w:num>
   <w:num w:numId="5" w16cid:durableId="38752115">
     <w:abstractNumId w:val="1"/>
@@ -5472,19 +7266,25 @@
     <w:abstractNumId w:val="4"/>
   </w:num>
   <w:num w:numId="7" w16cid:durableId="1945920581">
-    <w:abstractNumId w:val="10"/>
+    <w:abstractNumId w:val="12"/>
   </w:num>
   <w:num w:numId="8" w16cid:durableId="1466391700">
-    <w:abstractNumId w:val="5"/>
+    <w:abstractNumId w:val="6"/>
   </w:num>
   <w:num w:numId="9" w16cid:durableId="152722789">
     <w:abstractNumId w:val="2"/>
   </w:num>
   <w:num w:numId="10" w16cid:durableId="1641107817">
-    <w:abstractNumId w:val="8"/>
+    <w:abstractNumId w:val="9"/>
   </w:num>
   <w:num w:numId="11" w16cid:durableId="1203245340">
     <w:abstractNumId w:val="0"/>
+  </w:num>
+  <w:num w:numId="12" w16cid:durableId="1635401127">
+    <w:abstractNumId w:val="5"/>
+  </w:num>
+  <w:num w:numId="13" w16cid:durableId="1124277526">
+    <w:abstractNumId w:val="10"/>
   </w:num>
 </w:numbering>
 </file>
